--- a/FY2025/FY2025_US_State_HFA_ACFR_Analysis_Report_PL.docx
+++ b/FY2025/FY2025_US_State_HFA_ACFR_Analysis_Report_PL.docx
@@ -25,9 +25,9 @@
       <w:r>
         <w:rPr>
           <w:b w:val="0"/>
-          <w:i/>
+          <w:i w:val="0"/>
         </w:rPr>
-        <w:t>Przygotowano: 7 sierpnia 2026 r. | Zakres: 51 stanów/terytoriów | Uzyskane raporty: 43 sprawozdania za FY2025</w:t>
+        <w:t>Przygotowano: 9 sierpnia 2026 r. | Zakres: 51 stanów/terytoriów | Uzyskane raporty: 44 sprawozdania za FY2025</w:t>
       </w:r>
     </w:p>
     <w:p>
@@ -48,7 +48,7 @@
           <w:b w:val="0"/>
           <w:i w:val="0"/>
         </w:rPr>
-        <w:t>Rok podatkowy 2025 (zakończony 30 czerwca 2025 r. dla większości agencji; niektóre raportują w cyklu kalendarzowym) był okresem o istotnym znaczeniu dla stanowych agencji finansowania budownictwa mieszkaniowego (HFA). Stopy procentowe uległy złagodzeniu, nasiliła się konkurencja o ulgi podatkowe na budownictwo mieszkaniowe dla osób o niskich dochodach (LIHTC), a programy dla nabywców pierwszego mieszkania nadal się rozwijały. Niniejszy raport zestawia i porównuje publicznie dostępne raporty ACFR oraz zbadane sprawozdania finansowe HFA ze wszystkich 51 stanów i Dystryktu Kolumbii. Na dzień przygotowania raportu uzyskano 43 sprawozdania za FY2025 (pokrycie na poziomie 84%).</w:t>
+        <w:t>Rok podatkowy 2025 (zakończony 30 czerwca 2025 r. dla większości agencji; niektóre raportują w cyklu kalendarzowym) był okresem o istotnym znaczeniu dla stanowych agencji finansowania budownictwa mieszkaniowego (HFA). Stopy procentowe uległy złagodzeniu, nasiliła się konkurencja o ulgi podatkowe na budownictwo mieszkaniowe dla osób o niskich dochodach (LIHTC), a programy dla nabywców pierwszego mieszkania nadal się rozwijały. Niniejszy raport zestawia i porównuje publicznie dostępne raporty ACFR oraz zbadane sprawozdania finansowe HFA ze wszystkich 51 stanów i Dystryktu Kolumbii. Na dzień przygotowania raportu uzyskano 44 sprawozdania za FY2025 (pokrycie na poziomie 86%).</w:t>
       </w:r>
     </w:p>
     <w:p>
@@ -57,7 +57,7 @@
           <w:b w:val="0"/>
           <w:i w:val="0"/>
         </w:rPr>
-        <w:t>Wśród 42 agencji, dla których wyodrębniono wskaźniki, łączna wartość aktywów netto wynosi około 42,76 mld USD, a łączna wartość aktywów ogółem około 147,97 mld USD. Wartości te mają charakter wyłącznie poglądowy dla skali sektora i nie są porównywalne ze skonsolidowanymi sprawozdaniami finansowymi ze względu na różne podstawy sprawozdawczości. Stanowe HFA funkcjonują głównie jako pośrednicy finansowani obligacjami: po stronie aktywów znajdują się kredyty hipoteczne i deweloperskie, a po stronie zobowiązań — obligacje mieszkaniowe. Wskaźnik aktywów netto (aktywa netto podzielone przez aktywa ogółem) jest przydatnym miernikiem bufora finansowego i odporności agencji.</w:t>
+        <w:t>Wśród 44 agencji, dla których wyodrębniono dane o aktywach netto, łączna wartość aktywów netto wynosi około 42,98 mld USD; wśród 40 agencji, dla których wyodrębniono dane o aktywach ogółem, łączna wartość aktywów ogółem wynosi około 163,14 mld USD. Wartości te mają charakter wyłącznie poglądowy dla skali sektora i nie są porównywalne ze skonsolidowanymi sprawozdaniami finansowymi ze względu na różne podstawy sprawozdawczości. Stanowe HFA funkcjonują głównie jako pośrednicy finansowani obligacjami: po stronie aktywów znajdują się kredyty hipoteczne i deweloperskie, a po stronie zobowiązań — obligacje mieszkaniowe. Wskaźnik aktywów netto (aktywa netto podzielone przez aktywa ogółem) jest przydatnym miernikiem bufora finansowego i odporności agencji.</w:t>
       </w:r>
     </w:p>
     <w:p>
@@ -66,7 +66,7 @@
           <w:b w:val="0"/>
           <w:i w:val="0"/>
         </w:rPr>
-        <w:t>Najsilniejszy wzrost aktywów netto rok do roku odnotował stan Luizjana (LHC) — o 31,9%, co podniosło wartość aktywów netto do 821,7 mln USD. Tego rodzaju wzrosty często zbiegają się z większą emisją obligacji, wzrostem portfela lub odbiciem wartości godziwej i powinny być interpretowane łącznie ze wskaźnikami produkcji mieszkaniowej (np. liczbą sfinansowanych lokali).</w:t>
+        <w:t>Najsilniejszy wzrost aktywów netto rok do roku odnotował stan Missisipi (MHC) — o 121,2% (z niewielkiej bazy 17,5 mln USD do 38,8 mln USD, ponieważ jest to pierwsze sprawozdanie za FY2025 dla Missisipi uwzględnione w tym raporcie); wśród agencji z porównywalną bazą z poprzedniego roku najwyższy wzrost odnotował stan Luizjana (LHC) — o 31,9%, co podniosło wartość aktywów netto do 821,7 mln USD. Tego rodzaju wzrosty często zbiegają się z większą emisją obligacji, wzrostem portfela lub odbiciem wartości godziwej i powinny być interpretowane łącznie ze wskaźnikami produkcji mieszkaniowej (np. liczbą sfinansowanych lokali).</w:t>
       </w:r>
     </w:p>
     <w:p>
@@ -1021,7 +1021,7 @@
           <w:p>
             <w:r/>
             <w:r>
-              <w:t>LA</w:t>
+              <w:t>MS</w:t>
             </w:r>
           </w:p>
         </w:tc>
@@ -1032,7 +1032,7 @@
           <w:p>
             <w:r/>
             <w:r>
-              <w:t>LHC</w:t>
+              <w:t>MHC</w:t>
             </w:r>
           </w:p>
         </w:tc>
@@ -1043,7 +1043,7 @@
           <w:p>
             <w:r/>
             <w:r>
-              <w:t>$198.7M</w:t>
+              <w:t>$21.3M</w:t>
             </w:r>
           </w:p>
         </w:tc>
@@ -1054,7 +1054,7 @@
           <w:p>
             <w:r/>
             <w:r>
-              <w:t>+31.9%</w:t>
+              <w:t>+121.2%</w:t>
             </w:r>
           </w:p>
         </w:tc>
@@ -1065,7 +1065,7 @@
           <w:p>
             <w:r/>
             <w:r>
-              <w:t>$821.7M</w:t>
+              <w:t>$38.8M</w:t>
             </w:r>
           </w:p>
         </w:tc>
@@ -1089,7 +1089,7 @@
           <w:p>
             <w:r/>
             <w:r>
-              <w:t>CT</w:t>
+              <w:t>LA</w:t>
             </w:r>
           </w:p>
         </w:tc>
@@ -1100,7 +1100,7 @@
           <w:p>
             <w:r/>
             <w:r>
-              <w:t>CHFA</w:t>
+              <w:t>LHC</w:t>
             </w:r>
           </w:p>
         </w:tc>
@@ -1111,7 +1111,7 @@
           <w:p>
             <w:r/>
             <w:r>
-              <w:t>$192.6M</w:t>
+              <w:t>$198.7M</w:t>
             </w:r>
           </w:p>
         </w:tc>
@@ -1122,7 +1122,7 @@
           <w:p>
             <w:r/>
             <w:r>
-              <w:t>+25.2%</w:t>
+              <w:t>+31.9%</w:t>
             </w:r>
           </w:p>
         </w:tc>
@@ -1133,7 +1133,7 @@
           <w:p>
             <w:r/>
             <w:r>
-              <w:t>$957.0M</w:t>
+              <w:t>$821.7M</w:t>
             </w:r>
           </w:p>
         </w:tc>
@@ -1157,7 +1157,7 @@
           <w:p>
             <w:r/>
             <w:r>
-              <w:t>IN</w:t>
+              <w:t>CT</w:t>
             </w:r>
           </w:p>
         </w:tc>
@@ -1168,7 +1168,7 @@
           <w:p>
             <w:r/>
             <w:r>
-              <w:t>IHCDA</w:t>
+              <w:t>CHFA</w:t>
             </w:r>
           </w:p>
         </w:tc>
@@ -1179,7 +1179,7 @@
           <w:p>
             <w:r/>
             <w:r>
-              <w:t>$101.6M</w:t>
+              <w:t>$192.6M</w:t>
             </w:r>
           </w:p>
         </w:tc>
@@ -1190,7 +1190,7 @@
           <w:p>
             <w:r/>
             <w:r>
-              <w:t>+20.4%</w:t>
+              <w:t>+25.2%</w:t>
             </w:r>
           </w:p>
         </w:tc>
@@ -1201,7 +1201,7 @@
           <w:p>
             <w:r/>
             <w:r>
-              <w:t>$599.5M</w:t>
+              <w:t>$957.0M</w:t>
             </w:r>
           </w:p>
         </w:tc>
@@ -1225,7 +1225,7 @@
           <w:p>
             <w:r/>
             <w:r>
-              <w:t>OH</w:t>
+              <w:t>IN</w:t>
             </w:r>
           </w:p>
         </w:tc>
@@ -1236,7 +1236,7 @@
           <w:p>
             <w:r/>
             <w:r>
-              <w:t>OHFA</w:t>
+              <w:t>IHCDA</w:t>
             </w:r>
           </w:p>
         </w:tc>
@@ -1247,7 +1247,7 @@
           <w:p>
             <w:r/>
             <w:r>
-              <w:t>$86.9M</w:t>
+              <w:t>$101.6M</w:t>
             </w:r>
           </w:p>
         </w:tc>
@@ -1258,7 +1258,7 @@
           <w:p>
             <w:r/>
             <w:r>
-              <w:t>+19.8%</w:t>
+              <w:t>+20.4%</w:t>
             </w:r>
           </w:p>
         </w:tc>
@@ -1269,7 +1269,7 @@
           <w:p>
             <w:r/>
             <w:r>
-              <w:t>$526.1M</w:t>
+              <w:t>$599.5M</w:t>
             </w:r>
           </w:p>
         </w:tc>
@@ -1293,7 +1293,7 @@
           <w:p>
             <w:r/>
             <w:r>
-              <w:t>MN</w:t>
+              <w:t>OH</w:t>
             </w:r>
           </w:p>
         </w:tc>
@@ -1304,7 +1304,7 @@
           <w:p>
             <w:r/>
             <w:r>
-              <w:t>MNHousing</w:t>
+              <w:t>OHFA</w:t>
             </w:r>
           </w:p>
         </w:tc>
@@ -1315,7 +1315,7 @@
           <w:p>
             <w:r/>
             <w:r>
-              <w:t>$259.9M</w:t>
+              <w:t>$86.9M</w:t>
             </w:r>
           </w:p>
         </w:tc>
@@ -1326,7 +1326,7 @@
           <w:p>
             <w:r/>
             <w:r>
-              <w:t>+18.7%</w:t>
+              <w:t>+19.8%</w:t>
             </w:r>
           </w:p>
         </w:tc>
@@ -1337,7 +1337,7 @@
           <w:p>
             <w:r/>
             <w:r>
-              <w:t>$1,649.4M</w:t>
+              <w:t>$526.1M</w:t>
             </w:r>
           </w:p>
         </w:tc>
@@ -1361,7 +1361,7 @@
           <w:p>
             <w:r/>
             <w:r>
-              <w:t>UT</w:t>
+              <w:t>MN</w:t>
             </w:r>
           </w:p>
         </w:tc>
@@ -1372,7 +1372,7 @@
           <w:p>
             <w:r/>
             <w:r>
-              <w:t>UtahHousing</w:t>
+              <w:t>MNHousing</w:t>
             </w:r>
           </w:p>
         </w:tc>
@@ -1383,7 +1383,7 @@
           <w:p>
             <w:r/>
             <w:r>
-              <w:t>$96.2M</w:t>
+              <w:t>$259.9M</w:t>
             </w:r>
           </w:p>
         </w:tc>
@@ -1405,7 +1405,7 @@
           <w:p>
             <w:r/>
             <w:r>
-              <w:t>$610.6M</w:t>
+              <w:t>$1,649.4M</w:t>
             </w:r>
           </w:p>
         </w:tc>
@@ -1429,7 +1429,7 @@
           <w:p>
             <w:r/>
             <w:r>
-              <w:t>WI</w:t>
+              <w:t>UT</w:t>
             </w:r>
           </w:p>
         </w:tc>
@@ -1440,7 +1440,7 @@
           <w:p>
             <w:r/>
             <w:r>
-              <w:t>WHEDA</w:t>
+              <w:t>UtahHousing</w:t>
             </w:r>
           </w:p>
         </w:tc>
@@ -1451,7 +1451,7 @@
           <w:p>
             <w:r/>
             <w:r>
-              <w:t>$169.7M</w:t>
+              <w:t>$96.2M</w:t>
             </w:r>
           </w:p>
         </w:tc>
@@ -1462,7 +1462,7 @@
           <w:p>
             <w:r/>
             <w:r>
-              <w:t>+17.6%</w:t>
+              <w:t>+18.7%</w:t>
             </w:r>
           </w:p>
         </w:tc>
@@ -1473,7 +1473,7 @@
           <w:p>
             <w:r/>
             <w:r>
-              <w:t>$1,134.1M</w:t>
+              <w:t>$610.6M</w:t>
             </w:r>
           </w:p>
         </w:tc>
@@ -1497,7 +1497,7 @@
           <w:p>
             <w:r/>
             <w:r>
-              <w:t>CO</w:t>
+              <w:t>WI</w:t>
             </w:r>
           </w:p>
         </w:tc>
@@ -1508,7 +1508,7 @@
           <w:p>
             <w:r/>
             <w:r>
-              <w:t>CHFA</w:t>
+              <w:t>WHEDA</w:t>
             </w:r>
           </w:p>
         </w:tc>
@@ -1519,7 +1519,7 @@
           <w:p>
             <w:r/>
             <w:r>
-              <w:t>$143.3M</w:t>
+              <w:t>$169.7M</w:t>
             </w:r>
           </w:p>
         </w:tc>
@@ -1530,7 +1530,7 @@
           <w:p>
             <w:r/>
             <w:r>
-              <w:t>+17.3%</w:t>
+              <w:t>+17.6%</w:t>
             </w:r>
           </w:p>
         </w:tc>
@@ -1541,7 +1541,7 @@
           <w:p>
             <w:r/>
             <w:r>
-              <w:t>$971.7M</w:t>
+              <w:t>$1,134.1M</w:t>
             </w:r>
           </w:p>
         </w:tc>
@@ -1565,7 +1565,7 @@
           <w:p>
             <w:r/>
             <w:r>
-              <w:t>MA</w:t>
+              <w:t>CO</w:t>
             </w:r>
           </w:p>
         </w:tc>
@@ -1576,7 +1576,7 @@
           <w:p>
             <w:r/>
             <w:r>
-              <w:t>MassHousing</w:t>
+              <w:t>CHFA</w:t>
             </w:r>
           </w:p>
         </w:tc>
@@ -1587,7 +1587,7 @@
           <w:p>
             <w:r/>
             <w:r>
-              <w:t>$260.7M</w:t>
+              <w:t>$143.3M</w:t>
             </w:r>
           </w:p>
         </w:tc>
@@ -1598,7 +1598,7 @@
           <w:p>
             <w:r/>
             <w:r>
-              <w:t>+14.3%</w:t>
+              <w:t>+17.3%</w:t>
             </w:r>
           </w:p>
         </w:tc>
@@ -1609,7 +1609,7 @@
           <w:p>
             <w:r/>
             <w:r>
-              <w:t>$2,083.9M</w:t>
+              <w:t>$971.7M</w:t>
             </w:r>
           </w:p>
         </w:tc>
@@ -1633,7 +1633,7 @@
           <w:p>
             <w:r/>
             <w:r>
-              <w:t>NC</w:t>
+              <w:t>MA</w:t>
             </w:r>
           </w:p>
         </w:tc>
@@ -1644,7 +1644,7 @@
           <w:p>
             <w:r/>
             <w:r>
-              <w:t>NCHFA</w:t>
+              <w:t>MassHousing</w:t>
             </w:r>
           </w:p>
         </w:tc>
@@ -1655,7 +1655,7 @@
           <w:p>
             <w:r/>
             <w:r>
-              <w:t>$122.6M</w:t>
+              <w:t>$260.7M</w:t>
             </w:r>
           </w:p>
         </w:tc>
@@ -1677,7 +1677,7 @@
           <w:p>
             <w:r/>
             <w:r>
-              <w:t>$979.8M</w:t>
+              <w:t>$2,083.9M</w:t>
             </w:r>
           </w:p>
         </w:tc>
@@ -1690,7 +1690,7 @@
           <w:b w:val="0"/>
           <w:i w:val="0"/>
         </w:rPr>
-        <w:t>Luizjana odnotowała najwyższy wzrost aktywów netto rok do roku, a Connecticut, Indiana, Ohio, Minnesota i Utah również wykazały wzrosty rzędu kilkunastu do dwudziestu kilku procent. Szybki wzrost zwykle odzwierciedla odbicie emisji obligacji, rozwiązanie rezerw na straty kredytowe lub zyski z wyceny w wartości godziwej, bądź wyższe dochody z opłat i marż w stanowych programach dla nabywców mieszkań. Wzrosty wynikające głównie ze zmian wartości godziwej, a nie z wyników operacyjnych, mogą okazać się mniej trwałe.</w:t>
+        <w:t>Missisipi odnotowało najwyższy procentowy wzrost aktywów netto rok do roku (+121,2%), choć z niewielkiej bazy, jako nowo uwzględnione sprawozdanie za FY2025. Wśród agencji z porównywalną bazą z poprzedniego roku najwyższy wzrost odnotowała Luizjana, a Connecticut, Indiana, Ohio, Minnesota i Utah również wykazały wzrosty rzędu kilkunastu do dwudziestu kilku procent. Szybki wzrost zwykle odzwierciedla odbicie emisji obligacji, rozwiązanie rezerw na straty kredytowe lub zyski z wyceny w wartości godziwej, bądź wyższe dochody z opłat i marż w stanowych programach dla nabywców mieszkań. Wzrosty wynikające głównie ze zmian wartości godziwej, a nie z wyników operacyjnych, mogą okazać się mniej trwałe.</w:t>
       </w:r>
     </w:p>
     <w:p>
@@ -1983,40 +1983,40 @@
           <w:p>
             <w:r/>
             <w:r>
-              <w:t>CT</w:t>
-            </w:r>
-          </w:p>
-        </w:tc>
-        <w:tc>
-          <w:tcPr>
-            <w:tcW w:type="dxa" w:w="1728"/>
-          </w:tcPr>
-          <w:p>
-            <w:r/>
-            <w:r>
-              <w:t>CHFA</w:t>
-            </w:r>
-          </w:p>
-        </w:tc>
-        <w:tc>
-          <w:tcPr>
-            <w:tcW w:type="dxa" w:w="1728"/>
-          </w:tcPr>
-          <w:p>
-            <w:r/>
-            <w:r>
-              <w:t>$8,122.4M</w:t>
-            </w:r>
-          </w:p>
-        </w:tc>
-        <w:tc>
-          <w:tcPr>
-            <w:tcW w:type="dxa" w:w="1728"/>
-          </w:tcPr>
-          <w:p>
-            <w:r/>
-            <w:r>
-              <w:t>$957.0M</w:t>
+              <w:t>PA</w:t>
+            </w:r>
+          </w:p>
+        </w:tc>
+        <w:tc>
+          <w:tcPr>
+            <w:tcW w:type="dxa" w:w="1728"/>
+          </w:tcPr>
+          <w:p>
+            <w:r/>
+            <w:r>
+              <w:t>PHFA</w:t>
+            </w:r>
+          </w:p>
+        </w:tc>
+        <w:tc>
+          <w:tcPr>
+            <w:tcW w:type="dxa" w:w="1728"/>
+          </w:tcPr>
+          <w:p>
+            <w:r/>
+            <w:r>
+              <w:t>$8,211.3M</w:t>
+            </w:r>
+          </w:p>
+        </w:tc>
+        <w:tc>
+          <w:tcPr>
+            <w:tcW w:type="dxa" w:w="1728"/>
+          </w:tcPr>
+          <w:p>
+            <w:r/>
+            <w:r>
+              <w:t>$890.3M</w:t>
             </w:r>
           </w:p>
         </w:tc>
@@ -2040,40 +2040,40 @@
           <w:p>
             <w:r/>
             <w:r>
-              <w:t>MA</w:t>
-            </w:r>
-          </w:p>
-        </w:tc>
-        <w:tc>
-          <w:tcPr>
-            <w:tcW w:type="dxa" w:w="1728"/>
-          </w:tcPr>
-          <w:p>
-            <w:r/>
-            <w:r>
-              <w:t>MassHousing</w:t>
-            </w:r>
-          </w:p>
-        </w:tc>
-        <w:tc>
-          <w:tcPr>
-            <w:tcW w:type="dxa" w:w="1728"/>
-          </w:tcPr>
-          <w:p>
-            <w:r/>
-            <w:r>
-              <w:t>$8,079.7M</w:t>
-            </w:r>
-          </w:p>
-        </w:tc>
-        <w:tc>
-          <w:tcPr>
-            <w:tcW w:type="dxa" w:w="1728"/>
-          </w:tcPr>
-          <w:p>
-            <w:r/>
-            <w:r>
-              <w:t>$2,083.9M</w:t>
+              <w:t>CT</w:t>
+            </w:r>
+          </w:p>
+        </w:tc>
+        <w:tc>
+          <w:tcPr>
+            <w:tcW w:type="dxa" w:w="1728"/>
+          </w:tcPr>
+          <w:p>
+            <w:r/>
+            <w:r>
+              <w:t>CHFA</w:t>
+            </w:r>
+          </w:p>
+        </w:tc>
+        <w:tc>
+          <w:tcPr>
+            <w:tcW w:type="dxa" w:w="1728"/>
+          </w:tcPr>
+          <w:p>
+            <w:r/>
+            <w:r>
+              <w:t>$8,122.4M</w:t>
+            </w:r>
+          </w:p>
+        </w:tc>
+        <w:tc>
+          <w:tcPr>
+            <w:tcW w:type="dxa" w:w="1728"/>
+          </w:tcPr>
+          <w:p>
+            <w:r/>
+            <w:r>
+              <w:t>$957.0M</w:t>
             </w:r>
           </w:p>
         </w:tc>
@@ -2097,40 +2097,40 @@
           <w:p>
             <w:r/>
             <w:r>
-              <w:t>MI</w:t>
-            </w:r>
-          </w:p>
-        </w:tc>
-        <w:tc>
-          <w:tcPr>
-            <w:tcW w:type="dxa" w:w="1728"/>
-          </w:tcPr>
-          <w:p>
-            <w:r/>
-            <w:r>
-              <w:t>MSHDA</w:t>
-            </w:r>
-          </w:p>
-        </w:tc>
-        <w:tc>
-          <w:tcPr>
-            <w:tcW w:type="dxa" w:w="1728"/>
-          </w:tcPr>
-          <w:p>
-            <w:r/>
-            <w:r>
-              <w:t>$8,027.8M</w:t>
-            </w:r>
-          </w:p>
-        </w:tc>
-        <w:tc>
-          <w:tcPr>
-            <w:tcW w:type="dxa" w:w="1728"/>
-          </w:tcPr>
-          <w:p>
-            <w:r/>
-            <w:r>
-              <w:t>$1,292.0M</w:t>
+              <w:t>MA</w:t>
+            </w:r>
+          </w:p>
+        </w:tc>
+        <w:tc>
+          <w:tcPr>
+            <w:tcW w:type="dxa" w:w="1728"/>
+          </w:tcPr>
+          <w:p>
+            <w:r/>
+            <w:r>
+              <w:t>MassHousing</w:t>
+            </w:r>
+          </w:p>
+        </w:tc>
+        <w:tc>
+          <w:tcPr>
+            <w:tcW w:type="dxa" w:w="1728"/>
+          </w:tcPr>
+          <w:p>
+            <w:r/>
+            <w:r>
+              <w:t>$8,079.7M</w:t>
+            </w:r>
+          </w:p>
+        </w:tc>
+        <w:tc>
+          <w:tcPr>
+            <w:tcW w:type="dxa" w:w="1728"/>
+          </w:tcPr>
+          <w:p>
+            <w:r/>
+            <w:r>
+              <w:t>$2,083.9M</w:t>
             </w:r>
           </w:p>
         </w:tc>
@@ -2154,40 +2154,40 @@
           <w:p>
             <w:r/>
             <w:r>
-              <w:t>IL</w:t>
-            </w:r>
-          </w:p>
-        </w:tc>
-        <w:tc>
-          <w:tcPr>
-            <w:tcW w:type="dxa" w:w="1728"/>
-          </w:tcPr>
-          <w:p>
-            <w:r/>
-            <w:r>
-              <w:t>IHDA</w:t>
-            </w:r>
-          </w:p>
-        </w:tc>
-        <w:tc>
-          <w:tcPr>
-            <w:tcW w:type="dxa" w:w="1728"/>
-          </w:tcPr>
-          <w:p>
-            <w:r/>
-            <w:r>
-              <w:t>$7,846.5M</w:t>
-            </w:r>
-          </w:p>
-        </w:tc>
-        <w:tc>
-          <w:tcPr>
-            <w:tcW w:type="dxa" w:w="1728"/>
-          </w:tcPr>
-          <w:p>
-            <w:r/>
-            <w:r>
-              <w:t>$1,533.7M</w:t>
+              <w:t>MI</w:t>
+            </w:r>
+          </w:p>
+        </w:tc>
+        <w:tc>
+          <w:tcPr>
+            <w:tcW w:type="dxa" w:w="1728"/>
+          </w:tcPr>
+          <w:p>
+            <w:r/>
+            <w:r>
+              <w:t>MSHDA</w:t>
+            </w:r>
+          </w:p>
+        </w:tc>
+        <w:tc>
+          <w:tcPr>
+            <w:tcW w:type="dxa" w:w="1728"/>
+          </w:tcPr>
+          <w:p>
+            <w:r/>
+            <w:r>
+              <w:t>$8,027.8M</w:t>
+            </w:r>
+          </w:p>
+        </w:tc>
+        <w:tc>
+          <w:tcPr>
+            <w:tcW w:type="dxa" w:w="1728"/>
+          </w:tcPr>
+          <w:p>
+            <w:r/>
+            <w:r>
+              <w:t>$1,292.0M</w:t>
             </w:r>
           </w:p>
         </w:tc>
@@ -2211,40 +2211,40 @@
           <w:p>
             <w:r/>
             <w:r>
-              <w:t>FL</w:t>
-            </w:r>
-          </w:p>
-        </w:tc>
-        <w:tc>
-          <w:tcPr>
-            <w:tcW w:type="dxa" w:w="1728"/>
-          </w:tcPr>
-          <w:p>
-            <w:r/>
-            <w:r>
-              <w:t>FloridaHousing</w:t>
-            </w:r>
-          </w:p>
-        </w:tc>
-        <w:tc>
-          <w:tcPr>
-            <w:tcW w:type="dxa" w:w="1728"/>
-          </w:tcPr>
-          <w:p>
-            <w:r/>
-            <w:r>
-              <w:t>$7,722.4M</w:t>
-            </w:r>
-          </w:p>
-        </w:tc>
-        <w:tc>
-          <w:tcPr>
-            <w:tcW w:type="dxa" w:w="1728"/>
-          </w:tcPr>
-          <w:p>
-            <w:r/>
-            <w:r>
-              <w:t>$4,771.1M</w:t>
+              <w:t>IL</w:t>
+            </w:r>
+          </w:p>
+        </w:tc>
+        <w:tc>
+          <w:tcPr>
+            <w:tcW w:type="dxa" w:w="1728"/>
+          </w:tcPr>
+          <w:p>
+            <w:r/>
+            <w:r>
+              <w:t>IHDA</w:t>
+            </w:r>
+          </w:p>
+        </w:tc>
+        <w:tc>
+          <w:tcPr>
+            <w:tcW w:type="dxa" w:w="1728"/>
+          </w:tcPr>
+          <w:p>
+            <w:r/>
+            <w:r>
+              <w:t>$7,846.5M</w:t>
+            </w:r>
+          </w:p>
+        </w:tc>
+        <w:tc>
+          <w:tcPr>
+            <w:tcW w:type="dxa" w:w="1728"/>
+          </w:tcPr>
+          <w:p>
+            <w:r/>
+            <w:r>
+              <w:t>$1,533.7M</w:t>
             </w:r>
           </w:p>
         </w:tc>
@@ -2268,40 +2268,40 @@
           <w:p>
             <w:r/>
             <w:r>
-              <w:t>IA</w:t>
-            </w:r>
-          </w:p>
-        </w:tc>
-        <w:tc>
-          <w:tcPr>
-            <w:tcW w:type="dxa" w:w="1728"/>
-          </w:tcPr>
-          <w:p>
-            <w:r/>
-            <w:r>
-              <w:t>IFA</w:t>
-            </w:r>
-          </w:p>
-        </w:tc>
-        <w:tc>
-          <w:tcPr>
-            <w:tcW w:type="dxa" w:w="1728"/>
-          </w:tcPr>
-          <w:p>
-            <w:r/>
-            <w:r>
-              <w:t>$6,173.2M</w:t>
-            </w:r>
-          </w:p>
-        </w:tc>
-        <w:tc>
-          <w:tcPr>
-            <w:tcW w:type="dxa" w:w="1728"/>
-          </w:tcPr>
-          <w:p>
-            <w:r/>
-            <w:r>
-              <w:t>$1,664.6M</w:t>
+              <w:t>FL</w:t>
+            </w:r>
+          </w:p>
+        </w:tc>
+        <w:tc>
+          <w:tcPr>
+            <w:tcW w:type="dxa" w:w="1728"/>
+          </w:tcPr>
+          <w:p>
+            <w:r/>
+            <w:r>
+              <w:t>FloridaHousing</w:t>
+            </w:r>
+          </w:p>
+        </w:tc>
+        <w:tc>
+          <w:tcPr>
+            <w:tcW w:type="dxa" w:w="1728"/>
+          </w:tcPr>
+          <w:p>
+            <w:r/>
+            <w:r>
+              <w:t>$7,722.4M</w:t>
+            </w:r>
+          </w:p>
+        </w:tc>
+        <w:tc>
+          <w:tcPr>
+            <w:tcW w:type="dxa" w:w="1728"/>
+          </w:tcPr>
+          <w:p>
+            <w:r/>
+            <w:r>
+              <w:t>$4,771.1M</w:t>
             </w:r>
           </w:p>
         </w:tc>
@@ -2325,40 +2325,40 @@
           <w:p>
             <w:r/>
             <w:r>
-              <w:t>ID</w:t>
-            </w:r>
-          </w:p>
-        </w:tc>
-        <w:tc>
-          <w:tcPr>
-            <w:tcW w:type="dxa" w:w="1728"/>
-          </w:tcPr>
-          <w:p>
-            <w:r/>
-            <w:r>
-              <w:t>IHFA</w:t>
-            </w:r>
-          </w:p>
-        </w:tc>
-        <w:tc>
-          <w:tcPr>
-            <w:tcW w:type="dxa" w:w="1728"/>
-          </w:tcPr>
-          <w:p>
-            <w:r/>
-            <w:r>
-              <w:t>$6,026.2M</w:t>
-            </w:r>
-          </w:p>
-        </w:tc>
-        <w:tc>
-          <w:tcPr>
-            <w:tcW w:type="dxa" w:w="1728"/>
-          </w:tcPr>
-          <w:p>
-            <w:r/>
-            <w:r>
-              <w:t>$716.0M</w:t>
+              <w:t>IA</w:t>
+            </w:r>
+          </w:p>
+        </w:tc>
+        <w:tc>
+          <w:tcPr>
+            <w:tcW w:type="dxa" w:w="1728"/>
+          </w:tcPr>
+          <w:p>
+            <w:r/>
+            <w:r>
+              <w:t>IFA</w:t>
+            </w:r>
+          </w:p>
+        </w:tc>
+        <w:tc>
+          <w:tcPr>
+            <w:tcW w:type="dxa" w:w="1728"/>
+          </w:tcPr>
+          <w:p>
+            <w:r/>
+            <w:r>
+              <w:t>$6,173.2M</w:t>
+            </w:r>
+          </w:p>
+        </w:tc>
+        <w:tc>
+          <w:tcPr>
+            <w:tcW w:type="dxa" w:w="1728"/>
+          </w:tcPr>
+          <w:p>
+            <w:r/>
+            <w:r>
+              <w:t>$1,664.6M</w:t>
             </w:r>
           </w:p>
         </w:tc>
@@ -4746,7 +4746,7 @@
           <w:p>
             <w:r/>
             <w:r>
-              <w:t>-</w:t>
+              <w:t>Dane obejmują wyłącznie fundusz Housing Revenue Bonds; CDA publikuje również odrębnie zbadane sprawozdania Revenue Obligation Funds oraz Multi-Family Mortgage Revenue Bonds, nieuwzględnione tutaj</w:t>
             </w:r>
           </w:p>
         </w:tc>
@@ -5009,29 +5009,29 @@
           <w:p>
             <w:r/>
             <w:r>
-              <w:t>Niedostępne</w:t>
-            </w:r>
-          </w:p>
-        </w:tc>
-        <w:tc>
-          <w:tcPr>
-            <w:tcW w:type="dxa" w:w="1728"/>
-          </w:tcPr>
-          <w:p>
-            <w:r/>
-            <w:r>
-              <w:t>-</w:t>
-            </w:r>
-          </w:p>
-        </w:tc>
-        <w:tc>
-          <w:tcPr>
-            <w:tcW w:type="dxa" w:w="1728"/>
-          </w:tcPr>
-          <w:p>
-            <w:r/>
-            <w:r>
-              <w:t>Nie znaleziono odnośnika do pliku PDF za FY2025</w:t>
+              <w:t>Pobrano</w:t>
+            </w:r>
+          </w:p>
+        </w:tc>
+        <w:tc>
+          <w:tcPr>
+            <w:tcW w:type="dxa" w:w="1728"/>
+          </w:tcPr>
+          <w:p>
+            <w:r/>
+            <w:r>
+              <w:t>MS_MHC_FY2025_ACFR.pdf</w:t>
+            </w:r>
+          </w:p>
+        </w:tc>
+        <w:tc>
+          <w:tcPr>
+            <w:tcW w:type="dxa" w:w="1728"/>
+          </w:tcPr>
+          <w:p>
+            <w:r/>
+            <w:r>
+              <w:t>Na podstawie skonsolidowanego zestawienia aktywów netto z rocznego raportu za FY2025 (zbadanego)</w:t>
             </w:r>
           </w:p>
         </w:tc>
@@ -5772,7 +5772,7 @@
           <w:p>
             <w:r/>
             <w:r>
-              <w:t>Kluczowe wskaźniki nie zostały wyodrębnione automatycznie; zalecany ręczny przegląd pliku PDF; skonsolidowany raport ACFR na poziomie stanu; wyłączony z rankingów dotyczących wyłącznie HFA</w:t>
+              <w:t>Kluczowe wskaźniki zweryfikowane ręcznie na podstawie MD&amp;A PHFA za FY2025 (skrócony bilans); raport ma formę stanowego ACFR, lecz wskaźniki pochodzą z MD&amp;A na poziomie podmiotu</w:t>
             </w:r>
           </w:p>
         </w:tc>
@@ -6000,7 +6000,7 @@
           <w:p>
             <w:r/>
             <w:r>
-              <w:t>-</w:t>
+              <w:t>Aktywa netto za FY2024 odzwierciedlają przekształconą wartość porównawczą z raportu za FY2025</w:t>
             </w:r>
           </w:p>
         </w:tc>
@@ -6481,7 +6481,7 @@
           <w:b w:val="0"/>
           <w:i w:val="0"/>
         </w:rPr>
-        <w:t>Na dzień sporządzenia niniejszego raportu dla następujących 8 stanów lub terytoriów nie udało się publicznie zlokalizować raportu ACFR ani zbadanego sprawozdania finansowego za FY2025. Najczęstsze przyczyny to niedokończone badania sprawozdań, publikacje ograniczone wyłącznie do FY2024 lub dokumenty zamieszczone na niestandardowych stronach.</w:t>
+        <w:t>Na dzień sporządzenia niniejszego raportu dla następujących 7 stanów lub terytoriów nie udało się publicznie zlokalizować raportu ACFR ani zbadanego sprawozdania finansowego za FY2025. Najczęstsze przyczyny to niedokończone badania sprawozdań, publikacje ograniczone wyłącznie do FY2024 lub dokumenty zamieszczone na niestandardowych stronach.</w:t>
       </w:r>
     </w:p>
     <w:p>
@@ -6494,18 +6494,6 @@
           <w:i w:val="0"/>
         </w:rPr>
         <w:t>AZ - Arizona Department of Housing (ADOH)</w:t>
-      </w:r>
-    </w:p>
-    <w:p>
-      <w:pPr>
-        <w:pStyle w:val="ListBullet"/>
-      </w:pPr>
-      <w:r>
-        <w:rPr>
-          <w:b w:val="0"/>
-          <w:i w:val="0"/>
-        </w:rPr>
-        <w:t>MS - Mississippi Home Corporation (MHC)</w:t>
       </w:r>
     </w:p>
     <w:p>

--- a/FY2025/FY2025_US_State_HFA_ACFR_Analysis_Report_PL.docx
+++ b/FY2025/FY2025_US_State_HFA_ACFR_Analysis_Report_PL.docx
@@ -57,7 +57,7 @@
           <w:b w:val="0"/>
           <w:i w:val="0"/>
         </w:rPr>
-        <w:t>Wśród 44 agencji, dla których wyodrębniono dane o aktywach netto, łączna wartość aktywów netto wynosi około 42,98 mld USD; wśród 40 agencji, dla których wyodrębniono dane o aktywach ogółem, łączna wartość aktywów ogółem wynosi około 163,14 mld USD. Wartości te mają charakter wyłącznie poglądowy dla skali sektora i nie są porównywalne ze skonsolidowanymi sprawozdaniami finansowymi ze względu na różne podstawy sprawozdawczości. Stanowe HFA funkcjonują głównie jako pośrednicy finansowani obligacjami: po stronie aktywów znajdują się kredyty hipoteczne i deweloperskie, a po stronie zobowiązań — obligacje mieszkaniowe. Wskaźnik aktywów netto (aktywa netto podzielone przez aktywa ogółem) jest przydatnym miernikiem bufora finansowego i odporności agencji.</w:t>
+        <w:t>Wśród 44 agencji, dla których wyodrębniono kluczowe wskaźniki, łączna wartość aktywów netto wynosi około 44,68 mld USD, a łączna wartość aktywów ogółem około 179,91 mld USD. Wartości te mają charakter wyłącznie poglądowy dla skali sektora i nie są porównywalne ze skonsolidowanymi sprawozdaniami finansowymi ze względu na różne podstawy sprawozdawczości. Stanowe HFA funkcjonują głównie jako pośrednicy finansowani obligacjami: po stronie aktywów znajdują się kredyty hipoteczne i deweloperskie, a po stronie zobowiązań — obligacje mieszkaniowe. Wskaźnik aktywów netto (aktywa netto podzielone przez aktywa ogółem) jest przydatnym miernikiem bufora finansowego i odporności agencji.</w:t>
       </w:r>
     </w:p>
     <w:p>
@@ -555,7 +555,7 @@
           <w:p>
             <w:r/>
             <w:r>
-              <w:t>IA</w:t>
+              <w:t>AK</w:t>
             </w:r>
           </w:p>
         </w:tc>
@@ -566,7 +566,7 @@
           <w:p>
             <w:r/>
             <w:r>
-              <w:t>IFA</w:t>
+              <w:t>AHFC</w:t>
             </w:r>
           </w:p>
         </w:tc>
@@ -577,7 +577,7 @@
           <w:p>
             <w:r/>
             <w:r>
-              <w:t>$1,664.6M</w:t>
+              <w:t>$1,699.2M</w:t>
             </w:r>
           </w:p>
         </w:tc>
@@ -588,7 +588,7 @@
           <w:p>
             <w:r/>
             <w:r>
-              <w:t>$6,173.2M</w:t>
+              <w:t>$4,734.4M</w:t>
             </w:r>
           </w:p>
         </w:tc>
@@ -599,7 +599,7 @@
           <w:p>
             <w:r/>
             <w:r>
-              <w:t>+27.0%</w:t>
+              <w:t>+35.9%</w:t>
             </w:r>
           </w:p>
         </w:tc>
@@ -623,7 +623,7 @@
           <w:p>
             <w:r/>
             <w:r>
-              <w:t>MN</w:t>
+              <w:t>IA</w:t>
             </w:r>
           </w:p>
         </w:tc>
@@ -634,7 +634,7 @@
           <w:p>
             <w:r/>
             <w:r>
-              <w:t>MNHousing</w:t>
+              <w:t>IFA</w:t>
             </w:r>
           </w:p>
         </w:tc>
@@ -645,7 +645,7 @@
           <w:p>
             <w:r/>
             <w:r>
-              <w:t>$1,649.4M</w:t>
+              <w:t>$1,664.6M</w:t>
             </w:r>
           </w:p>
         </w:tc>
@@ -656,7 +656,7 @@
           <w:p>
             <w:r/>
             <w:r>
-              <w:t>$8,543.3M</w:t>
+              <w:t>$6,173.2M</w:t>
             </w:r>
           </w:p>
         </w:tc>
@@ -667,7 +667,7 @@
           <w:p>
             <w:r/>
             <w:r>
-              <w:t>+19.3%</w:t>
+              <w:t>+27.0%</w:t>
             </w:r>
           </w:p>
         </w:tc>
@@ -691,7 +691,7 @@
           <w:p>
             <w:r/>
             <w:r>
-              <w:t>IL</w:t>
+              <w:t>MN</w:t>
             </w:r>
           </w:p>
         </w:tc>
@@ -702,7 +702,7 @@
           <w:p>
             <w:r/>
             <w:r>
-              <w:t>IHDA</w:t>
+              <w:t>MNHousing</w:t>
             </w:r>
           </w:p>
         </w:tc>
@@ -713,7 +713,7 @@
           <w:p>
             <w:r/>
             <w:r>
-              <w:t>$1,533.7M</w:t>
+              <w:t>$1,649.4M</w:t>
             </w:r>
           </w:p>
         </w:tc>
@@ -724,7 +724,7 @@
           <w:p>
             <w:r/>
             <w:r>
-              <w:t>$7,846.5M</w:t>
+              <w:t>$8,543.3M</w:t>
             </w:r>
           </w:p>
         </w:tc>
@@ -735,7 +735,7 @@
           <w:p>
             <w:r/>
             <w:r>
-              <w:t>+19.5%</w:t>
+              <w:t>+19.3%</w:t>
             </w:r>
           </w:p>
         </w:tc>
@@ -759,7 +759,7 @@
           <w:p>
             <w:r/>
             <w:r>
-              <w:t>MI</w:t>
+              <w:t>IL</w:t>
             </w:r>
           </w:p>
         </w:tc>
@@ -770,7 +770,7 @@
           <w:p>
             <w:r/>
             <w:r>
-              <w:t>MSHDA</w:t>
+              <w:t>IHDA</w:t>
             </w:r>
           </w:p>
         </w:tc>
@@ -781,7 +781,7 @@
           <w:p>
             <w:r/>
             <w:r>
-              <w:t>$1,292.0M</w:t>
+              <w:t>$1,533.7M</w:t>
             </w:r>
           </w:p>
         </w:tc>
@@ -792,7 +792,7 @@
           <w:p>
             <w:r/>
             <w:r>
-              <w:t>$8,027.8M</w:t>
+              <w:t>$7,846.5M</w:t>
             </w:r>
           </w:p>
         </w:tc>
@@ -803,7 +803,7 @@
           <w:p>
             <w:r/>
             <w:r>
-              <w:t>+16.1%</w:t>
+              <w:t>+19.5%</w:t>
             </w:r>
           </w:p>
         </w:tc>
@@ -827,7 +827,7 @@
           <w:p>
             <w:r/>
             <w:r>
-              <w:t>WI</w:t>
+              <w:t>MI</w:t>
             </w:r>
           </w:p>
         </w:tc>
@@ -838,7 +838,7 @@
           <w:p>
             <w:r/>
             <w:r>
-              <w:t>WHEDA</w:t>
+              <w:t>MSHDA</w:t>
             </w:r>
           </w:p>
         </w:tc>
@@ -849,7 +849,7 @@
           <w:p>
             <w:r/>
             <w:r>
-              <w:t>$1,134.1M</w:t>
+              <w:t>$1,292.0M</w:t>
             </w:r>
           </w:p>
         </w:tc>
@@ -860,7 +860,7 @@
           <w:p>
             <w:r/>
             <w:r>
-              <w:t>$4,467.4M</w:t>
+              <w:t>$8,027.8M</w:t>
             </w:r>
           </w:p>
         </w:tc>
@@ -871,7 +871,7 @@
           <w:p>
             <w:r/>
             <w:r>
-              <w:t>+25.4%</w:t>
+              <w:t>+16.1%</w:t>
             </w:r>
           </w:p>
         </w:tc>
@@ -1157,7 +1157,7 @@
           <w:p>
             <w:r/>
             <w:r>
-              <w:t>CT</w:t>
+              <w:t>MD</w:t>
             </w:r>
           </w:p>
         </w:tc>
@@ -1168,7 +1168,7 @@
           <w:p>
             <w:r/>
             <w:r>
-              <w:t>CHFA</w:t>
+              <w:t>CDA</w:t>
             </w:r>
           </w:p>
         </w:tc>
@@ -1179,7 +1179,7 @@
           <w:p>
             <w:r/>
             <w:r>
-              <w:t>$192.6M</w:t>
+              <w:t>$125.0M</w:t>
             </w:r>
           </w:p>
         </w:tc>
@@ -1190,7 +1190,7 @@
           <w:p>
             <w:r/>
             <w:r>
-              <w:t>+25.2%</w:t>
+              <w:t>+28.0%</w:t>
             </w:r>
           </w:p>
         </w:tc>
@@ -1201,7 +1201,7 @@
           <w:p>
             <w:r/>
             <w:r>
-              <w:t>$957.0M</w:t>
+              <w:t>$572.1M</w:t>
             </w:r>
           </w:p>
         </w:tc>
@@ -1225,7 +1225,7 @@
           <w:p>
             <w:r/>
             <w:r>
-              <w:t>IN</w:t>
+              <w:t>CT</w:t>
             </w:r>
           </w:p>
         </w:tc>
@@ -1236,7 +1236,7 @@
           <w:p>
             <w:r/>
             <w:r>
-              <w:t>IHCDA</w:t>
+              <w:t>CHFA</w:t>
             </w:r>
           </w:p>
         </w:tc>
@@ -1247,7 +1247,7 @@
           <w:p>
             <w:r/>
             <w:r>
-              <w:t>$101.6M</w:t>
+              <w:t>$192.6M</w:t>
             </w:r>
           </w:p>
         </w:tc>
@@ -1258,7 +1258,7 @@
           <w:p>
             <w:r/>
             <w:r>
-              <w:t>+20.4%</w:t>
+              <w:t>+25.2%</w:t>
             </w:r>
           </w:p>
         </w:tc>
@@ -1269,7 +1269,7 @@
           <w:p>
             <w:r/>
             <w:r>
-              <w:t>$599.5M</w:t>
+              <w:t>$957.0M</w:t>
             </w:r>
           </w:p>
         </w:tc>
@@ -1293,7 +1293,7 @@
           <w:p>
             <w:r/>
             <w:r>
-              <w:t>OH</w:t>
+              <w:t>IN</w:t>
             </w:r>
           </w:p>
         </w:tc>
@@ -1304,7 +1304,7 @@
           <w:p>
             <w:r/>
             <w:r>
-              <w:t>OHFA</w:t>
+              <w:t>IHCDA</w:t>
             </w:r>
           </w:p>
         </w:tc>
@@ -1315,7 +1315,7 @@
           <w:p>
             <w:r/>
             <w:r>
-              <w:t>$86.9M</w:t>
+              <w:t>$101.6M</w:t>
             </w:r>
           </w:p>
         </w:tc>
@@ -1326,7 +1326,7 @@
           <w:p>
             <w:r/>
             <w:r>
-              <w:t>+19.8%</w:t>
+              <w:t>+20.4%</w:t>
             </w:r>
           </w:p>
         </w:tc>
@@ -1337,7 +1337,7 @@
           <w:p>
             <w:r/>
             <w:r>
-              <w:t>$526.1M</w:t>
+              <w:t>$599.5M</w:t>
             </w:r>
           </w:p>
         </w:tc>
@@ -1361,7 +1361,7 @@
           <w:p>
             <w:r/>
             <w:r>
-              <w:t>MN</w:t>
+              <w:t>OH</w:t>
             </w:r>
           </w:p>
         </w:tc>
@@ -1372,7 +1372,7 @@
           <w:p>
             <w:r/>
             <w:r>
-              <w:t>MNHousing</w:t>
+              <w:t>OHFA</w:t>
             </w:r>
           </w:p>
         </w:tc>
@@ -1383,7 +1383,7 @@
           <w:p>
             <w:r/>
             <w:r>
-              <w:t>$259.9M</w:t>
+              <w:t>$86.9M</w:t>
             </w:r>
           </w:p>
         </w:tc>
@@ -1394,7 +1394,7 @@
           <w:p>
             <w:r/>
             <w:r>
-              <w:t>+18.7%</w:t>
+              <w:t>+19.8%</w:t>
             </w:r>
           </w:p>
         </w:tc>
@@ -1405,7 +1405,7 @@
           <w:p>
             <w:r/>
             <w:r>
-              <w:t>$1,649.4M</w:t>
+              <w:t>$526.1M</w:t>
             </w:r>
           </w:p>
         </w:tc>
@@ -1429,7 +1429,7 @@
           <w:p>
             <w:r/>
             <w:r>
-              <w:t>UT</w:t>
+              <w:t>MN</w:t>
             </w:r>
           </w:p>
         </w:tc>
@@ -1440,7 +1440,7 @@
           <w:p>
             <w:r/>
             <w:r>
-              <w:t>UtahHousing</w:t>
+              <w:t>MNHousing</w:t>
             </w:r>
           </w:p>
         </w:tc>
@@ -1451,7 +1451,7 @@
           <w:p>
             <w:r/>
             <w:r>
-              <w:t>$96.2M</w:t>
+              <w:t>$259.9M</w:t>
             </w:r>
           </w:p>
         </w:tc>
@@ -1473,7 +1473,7 @@
           <w:p>
             <w:r/>
             <w:r>
-              <w:t>$610.6M</w:t>
+              <w:t>$1,649.4M</w:t>
             </w:r>
           </w:p>
         </w:tc>
@@ -1497,7 +1497,7 @@
           <w:p>
             <w:r/>
             <w:r>
-              <w:t>WI</w:t>
+              <w:t>UT</w:t>
             </w:r>
           </w:p>
         </w:tc>
@@ -1508,7 +1508,7 @@
           <w:p>
             <w:r/>
             <w:r>
-              <w:t>WHEDA</w:t>
+              <w:t>UtahHousing</w:t>
             </w:r>
           </w:p>
         </w:tc>
@@ -1519,7 +1519,7 @@
           <w:p>
             <w:r/>
             <w:r>
-              <w:t>$169.7M</w:t>
+              <w:t>$96.2M</w:t>
             </w:r>
           </w:p>
         </w:tc>
@@ -1530,7 +1530,7 @@
           <w:p>
             <w:r/>
             <w:r>
-              <w:t>+17.6%</w:t>
+              <w:t>+18.7%</w:t>
             </w:r>
           </w:p>
         </w:tc>
@@ -1541,7 +1541,7 @@
           <w:p>
             <w:r/>
             <w:r>
-              <w:t>$1,134.1M</w:t>
+              <w:t>$610.6M</w:t>
             </w:r>
           </w:p>
         </w:tc>
@@ -1565,7 +1565,7 @@
           <w:p>
             <w:r/>
             <w:r>
-              <w:t>CO</w:t>
+              <w:t>WI</w:t>
             </w:r>
           </w:p>
         </w:tc>
@@ -1576,7 +1576,7 @@
           <w:p>
             <w:r/>
             <w:r>
-              <w:t>CHFA</w:t>
+              <w:t>WHEDA</w:t>
             </w:r>
           </w:p>
         </w:tc>
@@ -1587,7 +1587,7 @@
           <w:p>
             <w:r/>
             <w:r>
-              <w:t>$143.3M</w:t>
+              <w:t>$169.7M</w:t>
             </w:r>
           </w:p>
         </w:tc>
@@ -1598,7 +1598,7 @@
           <w:p>
             <w:r/>
             <w:r>
-              <w:t>+17.3%</w:t>
+              <w:t>+17.6%</w:t>
             </w:r>
           </w:p>
         </w:tc>
@@ -1609,7 +1609,7 @@
           <w:p>
             <w:r/>
             <w:r>
-              <w:t>$971.7M</w:t>
+              <w:t>$1,134.1M</w:t>
             </w:r>
           </w:p>
         </w:tc>
@@ -1633,7 +1633,7 @@
           <w:p>
             <w:r/>
             <w:r>
-              <w:t>MA</w:t>
+              <w:t>CO</w:t>
             </w:r>
           </w:p>
         </w:tc>
@@ -1644,7 +1644,7 @@
           <w:p>
             <w:r/>
             <w:r>
-              <w:t>MassHousing</w:t>
+              <w:t>CHFA</w:t>
             </w:r>
           </w:p>
         </w:tc>
@@ -1655,7 +1655,7 @@
           <w:p>
             <w:r/>
             <w:r>
-              <w:t>$260.7M</w:t>
+              <w:t>$143.3M</w:t>
             </w:r>
           </w:p>
         </w:tc>
@@ -1666,7 +1666,7 @@
           <w:p>
             <w:r/>
             <w:r>
-              <w:t>+14.3%</w:t>
+              <w:t>+17.3%</w:t>
             </w:r>
           </w:p>
         </w:tc>
@@ -1677,7 +1677,7 @@
           <w:p>
             <w:r/>
             <w:r>
-              <w:t>$2,083.9M</w:t>
+              <w:t>$971.7M</w:t>
             </w:r>
           </w:p>
         </w:tc>
@@ -3606,7 +3606,7 @@
           <w:p>
             <w:r/>
             <w:r>
-              <w:t>-</w:t>
+              <w:t>Kluczowe wskaźniki zweryfikowane ręcznie na podstawie MD&amp;A AHFC za FY2025 (skrócone zestawienie aktywów netto, stan na 30 czerwca 2025/2024 r.), co koryguje wcześniej błędnie wyodrębnioną wartość aktywów netto</w:t>
             </w:r>
           </w:p>
         </w:tc>
@@ -4005,7 +4005,7 @@
           <w:p>
             <w:r/>
             <w:r>
-              <w:t>Kluczowe wskaźniki nie zostały wyodrębnione automatycznie; zalecany ręczny przegląd pliku PDF</w:t>
+              <w:t>Kluczowe wskaźniki zweryfikowane ręcznie na podstawie MD&amp;A DCHFA za FY2025 (analiza sprawozdań finansowych, rok obrotowy zakończony 30 września 2025/2024 r.), co koryguje wcześniejszy błąd polegający na zduplikowaniu wartości aktywów netto za 2024 r. z wartości za 2025 r.</w:t>
             </w:r>
           </w:p>
         </w:tc>
@@ -4746,7 +4746,7 @@
           <w:p>
             <w:r/>
             <w:r>
-              <w:t>Dane obejmują wyłącznie fundusz Housing Revenue Bonds; CDA publikuje również odrębnie zbadane sprawozdania Revenue Obligation Funds oraz Multi-Family Mortgage Revenue Bonds, nieuwzględnione tutaj</w:t>
+              <w:t>Pełny zakres CDA: suma bez powielania 4 niepokrywających się opublikowanych sprawozdań funduszy obligacji na dhcd.maryland.gov (Revenue Obligation Funds — będący już połączeniem Housing Revenue Bonds + Residential Revenue Bonds + General Bond Reserve Fund — powiększony o Multi-Family Mortgage Revenue Bonds, Single Family Housing Revenue Bonds oraz Local Government Infrastructure Bonds)</w:t>
             </w:r>
           </w:p>
         </w:tc>
@@ -4803,7 +4803,7 @@
           <w:p>
             <w:r/>
             <w:r>
-              <w:t>Tempo wzrostu zweryfikowane ręcznie na podstawie ACFR</w:t>
+              <w:t>Tempo wzrostu zweryfikowane ręcznie na podstawie ACFR; aktywa ogółem i zobowiązania ogółem uzupełnione na podstawie MD&amp;A MaineHousing za FY2025 (zestawienie aktywów netto, w milionach, rok obrotowy zakończony 31 grudnia 2025/2024 r.), zastępując wcześniejsze niedokładne oszacowanie</w:t>
             </w:r>
           </w:p>
         </w:tc>
@@ -5772,7 +5772,7 @@
           <w:p>
             <w:r/>
             <w:r>
-              <w:t>Kluczowe wskaźniki zweryfikowane ręcznie na podstawie MD&amp;A PHFA za FY2025 (skrócony bilans); raport ma formę stanowego ACFR, lecz wskaźniki pochodzą z MD&amp;A na poziomie podmiotu</w:t>
+              <w:t>Kluczowe wskaźniki zweryfikowane ręcznie na podstawie MD&amp;A PHFA za FY2025 (skrócony bilans, stan na 30 czerwca 2025/2024 r.); dane odpowiadają pozycjom „Aktywa ogółem”/„Zobowiązania ogółem”, z wyłączeniem odroczonych wypływów/wpływów zasobów</w:t>
             </w:r>
           </w:p>
         </w:tc>
@@ -5943,7 +5943,7 @@
           <w:p>
             <w:r/>
             <w:r>
-              <w:t>Kluczowe wskaźniki nie zostały wyodrębnione automatycznie; zalecany ręczny przegląd pliku PDF</w:t>
+              <w:t>Aktywa ogółem i zobowiązania ogółem uzupełnione na podstawie MD&amp;A SDHDA za FY2025 (zmiany aktywów/zobowiązań/aktywów netto, w milionach, rok obrotowy zakończony 30 czerwca 2025/2024 r.)</w:t>
             </w:r>
           </w:p>
         </w:tc>

--- a/FY2025/FY2025_US_State_HFA_ACFR_Analysis_Report_PL.docx
+++ b/FY2025/FY2025_US_State_HFA_ACFR_Analysis_Report_PL.docx
@@ -27,7 +27,7 @@
           <w:b w:val="0"/>
           <w:i w:val="0"/>
         </w:rPr>
-        <w:t>Przygotowano: 9 sierpnia 2026 r. | Zakres: 51 stanów/terytoriów | Uzyskane raporty: 44 sprawozdania za FY2025</w:t>
+        <w:t>Przygotowano: 9 sierpnia 2026 r. | Zakres: 51 stanów/terytoriów | Uzyskane raporty: 45 sprawozdań za FY2025</w:t>
       </w:r>
     </w:p>
     <w:p>
@@ -48,7 +48,7 @@
           <w:b w:val="0"/>
           <w:i w:val="0"/>
         </w:rPr>
-        <w:t>Rok podatkowy 2025 (zakończony 30 czerwca 2025 r. dla większości agencji; niektóre raportują w cyklu kalendarzowym) był okresem o istotnym znaczeniu dla stanowych agencji finansowania budownictwa mieszkaniowego (HFA). Stopy procentowe uległy złagodzeniu, nasiliła się konkurencja o ulgi podatkowe na budownictwo mieszkaniowe dla osób o niskich dochodach (LIHTC), a programy dla nabywców pierwszego mieszkania nadal się rozwijały. Niniejszy raport zestawia i porównuje publicznie dostępne raporty ACFR oraz zbadane sprawozdania finansowe HFA ze wszystkich 51 stanów i Dystryktu Kolumbii. Na dzień przygotowania raportu uzyskano 44 sprawozdania za FY2025 (pokrycie na poziomie 86%).</w:t>
+        <w:t>Rok podatkowy 2025 (zakończony 30 czerwca 2025 r. dla większości agencji; niektóre raportują w cyklu kalendarzowym) był okresem o istotnym znaczeniu dla stanowych agencji finansowania budownictwa mieszkaniowego (HFA). Stopy procentowe uległy złagodzeniu, nasiliła się konkurencja o ulgi podatkowe na budownictwo mieszkaniowe dla osób o niskich dochodach (LIHTC), a programy dla nabywców pierwszego mieszkania nadal się rozwijały. Niniejszy raport zestawia i porównuje publicznie dostępne raporty ACFR oraz zbadane sprawozdania finansowe HFA ze wszystkich 51 stanów i Dystryktu Kolumbii. Na dzień przygotowania raportu uzyskano 45 sprawozdań za FY2025 (pokrycie na poziomie 88%).</w:t>
       </w:r>
     </w:p>
     <w:p>
@@ -57,7 +57,7 @@
           <w:b w:val="0"/>
           <w:i w:val="0"/>
         </w:rPr>
-        <w:t>Wśród 44 agencji, dla których wyodrębniono kluczowe wskaźniki, łączna wartość aktywów netto wynosi około 44,68 mld USD, a łączna wartość aktywów ogółem około 179,91 mld USD. Wartości te mają charakter wyłącznie poglądowy dla skali sektora i nie są porównywalne ze skonsolidowanymi sprawozdaniami finansowymi ze względu na różne podstawy sprawozdawczości. Stanowe HFA funkcjonują głównie jako pośrednicy finansowani obligacjami: po stronie aktywów znajdują się kredyty hipoteczne i deweloperskie, a po stronie zobowiązań — obligacje mieszkaniowe. Wskaźnik aktywów netto (aktywa netto podzielone przez aktywa ogółem) jest przydatnym miernikiem bufora finansowego i odporności agencji.</w:t>
+        <w:t>Wśród 45 agencji, dla których wyodrębniono kluczowe wskaźniki, łączna wartość aktywów netto wynosi około 44,90 mld USD, a łączna wartość aktywów ogółem około 181,48 mld USD. Wartości te mają charakter wyłącznie poglądowy dla skali sektora i nie są porównywalne ze skonsolidowanymi sprawozdaniami finansowymi ze względu na różne podstawy sprawozdawczości. Stanowe HFA funkcjonują głównie jako pośrednicy finansowani obligacjami: po stronie aktywów znajdują się kredyty hipoteczne i deweloperskie, a po stronie zobowiązań — obligacje mieszkaniowe. Wskaźnik aktywów netto (aktywa netto podzielone przez aktywa ogółem) jest przydatnym miernikiem bufora finansowego i odporności agencji.</w:t>
       </w:r>
     </w:p>
     <w:p>
@@ -5294,29 +5294,29 @@
           <w:p>
             <w:r/>
             <w:r>
-              <w:t>Niedostępne</w:t>
-            </w:r>
-          </w:p>
-        </w:tc>
-        <w:tc>
-          <w:tcPr>
-            <w:tcW w:type="dxa" w:w="1728"/>
-          </w:tcPr>
-          <w:p>
-            <w:r/>
-            <w:r>
-              <w:t>-</w:t>
-            </w:r>
-          </w:p>
-        </w:tc>
-        <w:tc>
-          <w:tcPr>
-            <w:tcW w:type="dxa" w:w="1728"/>
-          </w:tcPr>
-          <w:p>
-            <w:r/>
-            <w:r>
-              <w:t>Nie znaleziono odnośnika do pliku PDF za FY2025</w:t>
+              <w:t>Pobrano</w:t>
+            </w:r>
+          </w:p>
+        </w:tc>
+        <w:tc>
+          <w:tcPr>
+            <w:tcW w:type="dxa" w:w="1728"/>
+          </w:tcPr>
+          <w:p>
+            <w:r/>
+            <w:r>
+              <w:t>NH-Housing-Finance-Authority-Audited-Financial-Statements-FY-2025.pdf</w:t>
+            </w:r>
+          </w:p>
+        </w:tc>
+        <w:tc>
+          <w:tcPr>
+            <w:tcW w:type="dxa" w:w="1728"/>
+          </w:tcPr>
+          <w:p>
+            <w:r/>
+            <w:r>
+              <w:t>Kluczowe wskaźniki zweryfikowane ręcznie na podstawie MD&amp;A NH Housing za FY2025 (skrócone informacje finansowe — zestawienie aktywów netto, stan na 30 czerwca 2025/2024 r.)</w:t>
             </w:r>
           </w:p>
         </w:tc>
@@ -6481,7 +6481,7 @@
           <w:b w:val="0"/>
           <w:i w:val="0"/>
         </w:rPr>
-        <w:t>Na dzień sporządzenia niniejszego raportu dla następujących 7 stanów lub terytoriów nie udało się publicznie zlokalizować raportu ACFR ani zbadanego sprawozdania finansowego za FY2025. Najczęstsze przyczyny to niedokończone badania sprawozdań, publikacje ograniczone wyłącznie do FY2024 lub dokumenty zamieszczone na niestandardowych stronach.</w:t>
+        <w:t>Na dzień sporządzenia niniejszego raportu dla następujących 6 stanów lub terytoriów nie udało się publicznie zlokalizować raportu ACFR ani zbadanego sprawozdania finansowego za FY2025. Najczęstsze przyczyny to niedokończone badania sprawozdań, publikacje ograniczone wyłącznie do FY2024 lub dokumenty zamieszczone na niestandardowych stronach.</w:t>
       </w:r>
     </w:p>
     <w:p>
@@ -6506,18 +6506,6 @@
           <w:i w:val="0"/>
         </w:rPr>
         <w:t>NV - Nevada Housing Division (NHD)</w:t>
-      </w:r>
-    </w:p>
-    <w:p>
-      <w:pPr>
-        <w:pStyle w:val="ListBullet"/>
-      </w:pPr>
-      <w:r>
-        <w:rPr>
-          <w:b w:val="0"/>
-          <w:i w:val="0"/>
-        </w:rPr>
-        <w:t>NH - New Hampshire Housing Finance Authority (NHHousing)</w:t>
       </w:r>
     </w:p>
     <w:p>

--- a/FY2025/FY2025_US_State_HFA_ACFR_Analysis_Report_PL.docx
+++ b/FY2025/FY2025_US_State_HFA_ACFR_Analysis_Report_PL.docx
@@ -27,7 +27,7 @@
           <w:b w:val="0"/>
           <w:i w:val="0"/>
         </w:rPr>
-        <w:t>Przygotowano: 9 sierpnia 2026 r. | Zakres: 51 stanów/terytoriów | Uzyskane raporty: 45 sprawozdań za FY2025</w:t>
+        <w:t>Przygotowano: 9 sierpnia 2026 r. | Zakres: 51 stanów/terytoriów | Uzyskane raporty: 46 sprawozdań za FY2025</w:t>
       </w:r>
     </w:p>
     <w:p>
@@ -48,7 +48,7 @@
           <w:b w:val="0"/>
           <w:i w:val="0"/>
         </w:rPr>
-        <w:t>Rok podatkowy 2025 (zakończony 30 czerwca 2025 r. dla większości agencji; niektóre raportują w cyklu kalendarzowym) był okresem o istotnym znaczeniu dla stanowych agencji finansowania budownictwa mieszkaniowego (HFA). Stopy procentowe uległy złagodzeniu, nasiliła się konkurencja o ulgi podatkowe na budownictwo mieszkaniowe dla osób o niskich dochodach (LIHTC), a programy dla nabywców pierwszego mieszkania nadal się rozwijały. Niniejszy raport zestawia i porównuje publicznie dostępne raporty ACFR oraz zbadane sprawozdania finansowe HFA ze wszystkich 51 stanów i Dystryktu Kolumbii. Na dzień przygotowania raportu uzyskano 45 sprawozdań za FY2025 (pokrycie na poziomie 88%).</w:t>
+        <w:t>Rok podatkowy 2025 (zakończony 30 czerwca 2025 r. dla większości agencji; niektóre raportują w cyklu kalendarzowym) był okresem o istotnym znaczeniu dla stanowych agencji finansowania budownictwa mieszkaniowego (HFA). Stopy procentowe uległy złagodzeniu, nasiliła się konkurencja o ulgi podatkowe na budownictwo mieszkaniowe dla osób o niskich dochodach (LIHTC), a programy dla nabywców pierwszego mieszkania nadal się rozwijały. Niniejszy raport zestawia i porównuje publicznie dostępne raporty ACFR oraz zbadane sprawozdania finansowe HFA ze wszystkich 51 stanów i Dystryktu Kolumbii. Na dzień przygotowania raportu uzyskano 46 sprawozdań za FY2025 (pokrycie na poziomie 90%).</w:t>
       </w:r>
     </w:p>
     <w:p>
@@ -57,7 +57,7 @@
           <w:b w:val="0"/>
           <w:i w:val="0"/>
         </w:rPr>
-        <w:t>Wśród 45 agencji, dla których wyodrębniono kluczowe wskaźniki, łączna wartość aktywów netto wynosi około 44,90 mld USD, a łączna wartość aktywów ogółem około 181,48 mld USD. Wartości te mają charakter wyłącznie poglądowy dla skali sektora i nie są porównywalne ze skonsolidowanymi sprawozdaniami finansowymi ze względu na różne podstawy sprawozdawczości. Stanowe HFA funkcjonują głównie jako pośrednicy finansowani obligacjami: po stronie aktywów znajdują się kredyty hipoteczne i deweloperskie, a po stronie zobowiązań — obligacje mieszkaniowe. Wskaźnik aktywów netto (aktywa netto podzielone przez aktywa ogółem) jest przydatnym miernikiem bufora finansowego i odporności agencji.</w:t>
+        <w:t>Wśród 46 agencji, dla których wyodrębniono kluczowe wskaźniki, łączna wartość aktywów netto wynosi około 46,61 mld USD, a łączna wartość aktywów ogółem około 202,79 mld USD. Wartości te mają charakter wyłącznie poglądowy dla skali sektora i nie są porównywalne ze skonsolidowanymi sprawozdaniami finansowymi ze względu na różne podstawy sprawozdawczości. Stanowe HFA funkcjonują głównie jako pośrednicy finansowani obligacjami: po stronie aktywów znajdują się kredyty hipoteczne i deweloperskie, a po stronie zobowiązań — obligacje mieszkaniowe. Wskaźnik aktywów netto (aktywa netto podzielone przez aktywa ogółem) jest przydatnym miernikiem bufora finansowego i odporności agencji.</w:t>
       </w:r>
     </w:p>
     <w:p>
@@ -555,7 +555,7 @@
           <w:p>
             <w:r/>
             <w:r>
-              <w:t>AK</w:t>
+              <w:t>NY</w:t>
             </w:r>
           </w:p>
         </w:tc>
@@ -566,7 +566,7 @@
           <w:p>
             <w:r/>
             <w:r>
-              <w:t>AHFC</w:t>
+              <w:t>NYSHFA</w:t>
             </w:r>
           </w:p>
         </w:tc>
@@ -577,7 +577,7 @@
           <w:p>
             <w:r/>
             <w:r>
-              <w:t>$1,699.2M</w:t>
+              <w:t>$1,707.9M</w:t>
             </w:r>
           </w:p>
         </w:tc>
@@ -588,7 +588,7 @@
           <w:p>
             <w:r/>
             <w:r>
-              <w:t>$4,734.4M</w:t>
+              <w:t>$21,306.7M</w:t>
             </w:r>
           </w:p>
         </w:tc>
@@ -599,7 +599,7 @@
           <w:p>
             <w:r/>
             <w:r>
-              <w:t>+35.9%</w:t>
+              <w:t>+8.0%</w:t>
             </w:r>
           </w:p>
         </w:tc>
@@ -623,7 +623,7 @@
           <w:p>
             <w:r/>
             <w:r>
-              <w:t>IA</w:t>
+              <w:t>AK</w:t>
             </w:r>
           </w:p>
         </w:tc>
@@ -634,7 +634,7 @@
           <w:p>
             <w:r/>
             <w:r>
-              <w:t>IFA</w:t>
+              <w:t>AHFC</w:t>
             </w:r>
           </w:p>
         </w:tc>
@@ -645,7 +645,7 @@
           <w:p>
             <w:r/>
             <w:r>
-              <w:t>$1,664.6M</w:t>
+              <w:t>$1,699.2M</w:t>
             </w:r>
           </w:p>
         </w:tc>
@@ -656,7 +656,7 @@
           <w:p>
             <w:r/>
             <w:r>
-              <w:t>$6,173.2M</w:t>
+              <w:t>$4,734.4M</w:t>
             </w:r>
           </w:p>
         </w:tc>
@@ -667,7 +667,7 @@
           <w:p>
             <w:r/>
             <w:r>
-              <w:t>+27.0%</w:t>
+              <w:t>+35.9%</w:t>
             </w:r>
           </w:p>
         </w:tc>
@@ -691,7 +691,7 @@
           <w:p>
             <w:r/>
             <w:r>
-              <w:t>MN</w:t>
+              <w:t>IA</w:t>
             </w:r>
           </w:p>
         </w:tc>
@@ -702,7 +702,7 @@
           <w:p>
             <w:r/>
             <w:r>
-              <w:t>MNHousing</w:t>
+              <w:t>IFA</w:t>
             </w:r>
           </w:p>
         </w:tc>
@@ -713,7 +713,7 @@
           <w:p>
             <w:r/>
             <w:r>
-              <w:t>$1,649.4M</w:t>
+              <w:t>$1,664.6M</w:t>
             </w:r>
           </w:p>
         </w:tc>
@@ -724,7 +724,7 @@
           <w:p>
             <w:r/>
             <w:r>
-              <w:t>$8,543.3M</w:t>
+              <w:t>$6,173.2M</w:t>
             </w:r>
           </w:p>
         </w:tc>
@@ -735,7 +735,7 @@
           <w:p>
             <w:r/>
             <w:r>
-              <w:t>+19.3%</w:t>
+              <w:t>+27.0%</w:t>
             </w:r>
           </w:p>
         </w:tc>
@@ -759,7 +759,7 @@
           <w:p>
             <w:r/>
             <w:r>
-              <w:t>IL</w:t>
+              <w:t>MN</w:t>
             </w:r>
           </w:p>
         </w:tc>
@@ -770,7 +770,7 @@
           <w:p>
             <w:r/>
             <w:r>
-              <w:t>IHDA</w:t>
+              <w:t>MNHousing</w:t>
             </w:r>
           </w:p>
         </w:tc>
@@ -781,7 +781,7 @@
           <w:p>
             <w:r/>
             <w:r>
-              <w:t>$1,533.7M</w:t>
+              <w:t>$1,649.4M</w:t>
             </w:r>
           </w:p>
         </w:tc>
@@ -792,7 +792,7 @@
           <w:p>
             <w:r/>
             <w:r>
-              <w:t>$7,846.5M</w:t>
+              <w:t>$8,543.3M</w:t>
             </w:r>
           </w:p>
         </w:tc>
@@ -803,7 +803,7 @@
           <w:p>
             <w:r/>
             <w:r>
-              <w:t>+19.5%</w:t>
+              <w:t>+19.3%</w:t>
             </w:r>
           </w:p>
         </w:tc>
@@ -827,7 +827,7 @@
           <w:p>
             <w:r/>
             <w:r>
-              <w:t>MI</w:t>
+              <w:t>IL</w:t>
             </w:r>
           </w:p>
         </w:tc>
@@ -838,7 +838,7 @@
           <w:p>
             <w:r/>
             <w:r>
-              <w:t>MSHDA</w:t>
+              <w:t>IHDA</w:t>
             </w:r>
           </w:p>
         </w:tc>
@@ -849,7 +849,7 @@
           <w:p>
             <w:r/>
             <w:r>
-              <w:t>$1,292.0M</w:t>
+              <w:t>$1,533.7M</w:t>
             </w:r>
           </w:p>
         </w:tc>
@@ -860,7 +860,7 @@
           <w:p>
             <w:r/>
             <w:r>
-              <w:t>$8,027.8M</w:t>
+              <w:t>$7,846.5M</w:t>
             </w:r>
           </w:p>
         </w:tc>
@@ -871,7 +871,7 @@
           <w:p>
             <w:r/>
             <w:r>
-              <w:t>+16.1%</w:t>
+              <w:t>+19.5%</w:t>
             </w:r>
           </w:p>
         </w:tc>
@@ -1812,40 +1812,40 @@
           <w:p>
             <w:r/>
             <w:r>
-              <w:t>VA</w:t>
-            </w:r>
-          </w:p>
-        </w:tc>
-        <w:tc>
-          <w:tcPr>
-            <w:tcW w:type="dxa" w:w="1728"/>
-          </w:tcPr>
-          <w:p>
-            <w:r/>
-            <w:r>
-              <w:t>VirginiaHousing</w:t>
-            </w:r>
-          </w:p>
-        </w:tc>
-        <w:tc>
-          <w:tcPr>
-            <w:tcW w:type="dxa" w:w="1728"/>
-          </w:tcPr>
-          <w:p>
-            <w:r/>
-            <w:r>
-              <w:t>$12,350.1M</w:t>
-            </w:r>
-          </w:p>
-        </w:tc>
-        <w:tc>
-          <w:tcPr>
-            <w:tcW w:type="dxa" w:w="1728"/>
-          </w:tcPr>
-          <w:p>
-            <w:r/>
-            <w:r>
-              <w:t>$3,963.1M</w:t>
+              <w:t>NY</w:t>
+            </w:r>
+          </w:p>
+        </w:tc>
+        <w:tc>
+          <w:tcPr>
+            <w:tcW w:type="dxa" w:w="1728"/>
+          </w:tcPr>
+          <w:p>
+            <w:r/>
+            <w:r>
+              <w:t>NYSHFA</w:t>
+            </w:r>
+          </w:p>
+        </w:tc>
+        <w:tc>
+          <w:tcPr>
+            <w:tcW w:type="dxa" w:w="1728"/>
+          </w:tcPr>
+          <w:p>
+            <w:r/>
+            <w:r>
+              <w:t>$21,306.7M</w:t>
+            </w:r>
+          </w:p>
+        </w:tc>
+        <w:tc>
+          <w:tcPr>
+            <w:tcW w:type="dxa" w:w="1728"/>
+          </w:tcPr>
+          <w:p>
+            <w:r/>
+            <w:r>
+              <w:t>$1,707.9M</w:t>
             </w:r>
           </w:p>
         </w:tc>
@@ -1869,40 +1869,40 @@
           <w:p>
             <w:r/>
             <w:r>
-              <w:t>MN</w:t>
-            </w:r>
-          </w:p>
-        </w:tc>
-        <w:tc>
-          <w:tcPr>
-            <w:tcW w:type="dxa" w:w="1728"/>
-          </w:tcPr>
-          <w:p>
-            <w:r/>
-            <w:r>
-              <w:t>MNHousing</w:t>
-            </w:r>
-          </w:p>
-        </w:tc>
-        <w:tc>
-          <w:tcPr>
-            <w:tcW w:type="dxa" w:w="1728"/>
-          </w:tcPr>
-          <w:p>
-            <w:r/>
-            <w:r>
-              <w:t>$8,543.3M</w:t>
-            </w:r>
-          </w:p>
-        </w:tc>
-        <w:tc>
-          <w:tcPr>
-            <w:tcW w:type="dxa" w:w="1728"/>
-          </w:tcPr>
-          <w:p>
-            <w:r/>
-            <w:r>
-              <w:t>$1,649.4M</w:t>
+              <w:t>VA</w:t>
+            </w:r>
+          </w:p>
+        </w:tc>
+        <w:tc>
+          <w:tcPr>
+            <w:tcW w:type="dxa" w:w="1728"/>
+          </w:tcPr>
+          <w:p>
+            <w:r/>
+            <w:r>
+              <w:t>VirginiaHousing</w:t>
+            </w:r>
+          </w:p>
+        </w:tc>
+        <w:tc>
+          <w:tcPr>
+            <w:tcW w:type="dxa" w:w="1728"/>
+          </w:tcPr>
+          <w:p>
+            <w:r/>
+            <w:r>
+              <w:t>$12,350.1M</w:t>
+            </w:r>
+          </w:p>
+        </w:tc>
+        <w:tc>
+          <w:tcPr>
+            <w:tcW w:type="dxa" w:w="1728"/>
+          </w:tcPr>
+          <w:p>
+            <w:r/>
+            <w:r>
+              <w:t>$3,963.1M</w:t>
             </w:r>
           </w:p>
         </w:tc>
@@ -1926,40 +1926,40 @@
           <w:p>
             <w:r/>
             <w:r>
-              <w:t>CO</w:t>
-            </w:r>
-          </w:p>
-        </w:tc>
-        <w:tc>
-          <w:tcPr>
-            <w:tcW w:type="dxa" w:w="1728"/>
-          </w:tcPr>
-          <w:p>
-            <w:r/>
-            <w:r>
-              <w:t>CHFA</w:t>
-            </w:r>
-          </w:p>
-        </w:tc>
-        <w:tc>
-          <w:tcPr>
-            <w:tcW w:type="dxa" w:w="1728"/>
-          </w:tcPr>
-          <w:p>
-            <w:r/>
-            <w:r>
-              <w:t>$8,385.3M</w:t>
-            </w:r>
-          </w:p>
-        </w:tc>
-        <w:tc>
-          <w:tcPr>
-            <w:tcW w:type="dxa" w:w="1728"/>
-          </w:tcPr>
-          <w:p>
-            <w:r/>
-            <w:r>
-              <w:t>$971.7M</w:t>
+              <w:t>MN</w:t>
+            </w:r>
+          </w:p>
+        </w:tc>
+        <w:tc>
+          <w:tcPr>
+            <w:tcW w:type="dxa" w:w="1728"/>
+          </w:tcPr>
+          <w:p>
+            <w:r/>
+            <w:r>
+              <w:t>MNHousing</w:t>
+            </w:r>
+          </w:p>
+        </w:tc>
+        <w:tc>
+          <w:tcPr>
+            <w:tcW w:type="dxa" w:w="1728"/>
+          </w:tcPr>
+          <w:p>
+            <w:r/>
+            <w:r>
+              <w:t>$8,543.3M</w:t>
+            </w:r>
+          </w:p>
+        </w:tc>
+        <w:tc>
+          <w:tcPr>
+            <w:tcW w:type="dxa" w:w="1728"/>
+          </w:tcPr>
+          <w:p>
+            <w:r/>
+            <w:r>
+              <w:t>$1,649.4M</w:t>
             </w:r>
           </w:p>
         </w:tc>
@@ -1983,40 +1983,40 @@
           <w:p>
             <w:r/>
             <w:r>
-              <w:t>PA</w:t>
-            </w:r>
-          </w:p>
-        </w:tc>
-        <w:tc>
-          <w:tcPr>
-            <w:tcW w:type="dxa" w:w="1728"/>
-          </w:tcPr>
-          <w:p>
-            <w:r/>
-            <w:r>
-              <w:t>PHFA</w:t>
-            </w:r>
-          </w:p>
-        </w:tc>
-        <w:tc>
-          <w:tcPr>
-            <w:tcW w:type="dxa" w:w="1728"/>
-          </w:tcPr>
-          <w:p>
-            <w:r/>
-            <w:r>
-              <w:t>$8,211.3M</w:t>
-            </w:r>
-          </w:p>
-        </w:tc>
-        <w:tc>
-          <w:tcPr>
-            <w:tcW w:type="dxa" w:w="1728"/>
-          </w:tcPr>
-          <w:p>
-            <w:r/>
-            <w:r>
-              <w:t>$890.3M</w:t>
+              <w:t>CO</w:t>
+            </w:r>
+          </w:p>
+        </w:tc>
+        <w:tc>
+          <w:tcPr>
+            <w:tcW w:type="dxa" w:w="1728"/>
+          </w:tcPr>
+          <w:p>
+            <w:r/>
+            <w:r>
+              <w:t>CHFA</w:t>
+            </w:r>
+          </w:p>
+        </w:tc>
+        <w:tc>
+          <w:tcPr>
+            <w:tcW w:type="dxa" w:w="1728"/>
+          </w:tcPr>
+          <w:p>
+            <w:r/>
+            <w:r>
+              <w:t>$8,385.3M</w:t>
+            </w:r>
+          </w:p>
+        </w:tc>
+        <w:tc>
+          <w:tcPr>
+            <w:tcW w:type="dxa" w:w="1728"/>
+          </w:tcPr>
+          <w:p>
+            <w:r/>
+            <w:r>
+              <w:t>$971.7M</w:t>
             </w:r>
           </w:p>
         </w:tc>
@@ -2040,40 +2040,40 @@
           <w:p>
             <w:r/>
             <w:r>
-              <w:t>CT</w:t>
-            </w:r>
-          </w:p>
-        </w:tc>
-        <w:tc>
-          <w:tcPr>
-            <w:tcW w:type="dxa" w:w="1728"/>
-          </w:tcPr>
-          <w:p>
-            <w:r/>
-            <w:r>
-              <w:t>CHFA</w:t>
-            </w:r>
-          </w:p>
-        </w:tc>
-        <w:tc>
-          <w:tcPr>
-            <w:tcW w:type="dxa" w:w="1728"/>
-          </w:tcPr>
-          <w:p>
-            <w:r/>
-            <w:r>
-              <w:t>$8,122.4M</w:t>
-            </w:r>
-          </w:p>
-        </w:tc>
-        <w:tc>
-          <w:tcPr>
-            <w:tcW w:type="dxa" w:w="1728"/>
-          </w:tcPr>
-          <w:p>
-            <w:r/>
-            <w:r>
-              <w:t>$957.0M</w:t>
+              <w:t>PA</w:t>
+            </w:r>
+          </w:p>
+        </w:tc>
+        <w:tc>
+          <w:tcPr>
+            <w:tcW w:type="dxa" w:w="1728"/>
+          </w:tcPr>
+          <w:p>
+            <w:r/>
+            <w:r>
+              <w:t>PHFA</w:t>
+            </w:r>
+          </w:p>
+        </w:tc>
+        <w:tc>
+          <w:tcPr>
+            <w:tcW w:type="dxa" w:w="1728"/>
+          </w:tcPr>
+          <w:p>
+            <w:r/>
+            <w:r>
+              <w:t>$8,211.3M</w:t>
+            </w:r>
+          </w:p>
+        </w:tc>
+        <w:tc>
+          <w:tcPr>
+            <w:tcW w:type="dxa" w:w="1728"/>
+          </w:tcPr>
+          <w:p>
+            <w:r/>
+            <w:r>
+              <w:t>$890.3M</w:t>
             </w:r>
           </w:p>
         </w:tc>
@@ -2097,40 +2097,40 @@
           <w:p>
             <w:r/>
             <w:r>
-              <w:t>MA</w:t>
-            </w:r>
-          </w:p>
-        </w:tc>
-        <w:tc>
-          <w:tcPr>
-            <w:tcW w:type="dxa" w:w="1728"/>
-          </w:tcPr>
-          <w:p>
-            <w:r/>
-            <w:r>
-              <w:t>MassHousing</w:t>
-            </w:r>
-          </w:p>
-        </w:tc>
-        <w:tc>
-          <w:tcPr>
-            <w:tcW w:type="dxa" w:w="1728"/>
-          </w:tcPr>
-          <w:p>
-            <w:r/>
-            <w:r>
-              <w:t>$8,079.7M</w:t>
-            </w:r>
-          </w:p>
-        </w:tc>
-        <w:tc>
-          <w:tcPr>
-            <w:tcW w:type="dxa" w:w="1728"/>
-          </w:tcPr>
-          <w:p>
-            <w:r/>
-            <w:r>
-              <w:t>$2,083.9M</w:t>
+              <w:t>CT</w:t>
+            </w:r>
+          </w:p>
+        </w:tc>
+        <w:tc>
+          <w:tcPr>
+            <w:tcW w:type="dxa" w:w="1728"/>
+          </w:tcPr>
+          <w:p>
+            <w:r/>
+            <w:r>
+              <w:t>CHFA</w:t>
+            </w:r>
+          </w:p>
+        </w:tc>
+        <w:tc>
+          <w:tcPr>
+            <w:tcW w:type="dxa" w:w="1728"/>
+          </w:tcPr>
+          <w:p>
+            <w:r/>
+            <w:r>
+              <w:t>$8,122.4M</w:t>
+            </w:r>
+          </w:p>
+        </w:tc>
+        <w:tc>
+          <w:tcPr>
+            <w:tcW w:type="dxa" w:w="1728"/>
+          </w:tcPr>
+          <w:p>
+            <w:r/>
+            <w:r>
+              <w:t>$957.0M</w:t>
             </w:r>
           </w:p>
         </w:tc>
@@ -2154,40 +2154,40 @@
           <w:p>
             <w:r/>
             <w:r>
-              <w:t>MI</w:t>
-            </w:r>
-          </w:p>
-        </w:tc>
-        <w:tc>
-          <w:tcPr>
-            <w:tcW w:type="dxa" w:w="1728"/>
-          </w:tcPr>
-          <w:p>
-            <w:r/>
-            <w:r>
-              <w:t>MSHDA</w:t>
-            </w:r>
-          </w:p>
-        </w:tc>
-        <w:tc>
-          <w:tcPr>
-            <w:tcW w:type="dxa" w:w="1728"/>
-          </w:tcPr>
-          <w:p>
-            <w:r/>
-            <w:r>
-              <w:t>$8,027.8M</w:t>
-            </w:r>
-          </w:p>
-        </w:tc>
-        <w:tc>
-          <w:tcPr>
-            <w:tcW w:type="dxa" w:w="1728"/>
-          </w:tcPr>
-          <w:p>
-            <w:r/>
-            <w:r>
-              <w:t>$1,292.0M</w:t>
+              <w:t>MA</w:t>
+            </w:r>
+          </w:p>
+        </w:tc>
+        <w:tc>
+          <w:tcPr>
+            <w:tcW w:type="dxa" w:w="1728"/>
+          </w:tcPr>
+          <w:p>
+            <w:r/>
+            <w:r>
+              <w:t>MassHousing</w:t>
+            </w:r>
+          </w:p>
+        </w:tc>
+        <w:tc>
+          <w:tcPr>
+            <w:tcW w:type="dxa" w:w="1728"/>
+          </w:tcPr>
+          <w:p>
+            <w:r/>
+            <w:r>
+              <w:t>$8,079.7M</w:t>
+            </w:r>
+          </w:p>
+        </w:tc>
+        <w:tc>
+          <w:tcPr>
+            <w:tcW w:type="dxa" w:w="1728"/>
+          </w:tcPr>
+          <w:p>
+            <w:r/>
+            <w:r>
+              <w:t>$2,083.9M</w:t>
             </w:r>
           </w:p>
         </w:tc>
@@ -2211,40 +2211,40 @@
           <w:p>
             <w:r/>
             <w:r>
-              <w:t>IL</w:t>
-            </w:r>
-          </w:p>
-        </w:tc>
-        <w:tc>
-          <w:tcPr>
-            <w:tcW w:type="dxa" w:w="1728"/>
-          </w:tcPr>
-          <w:p>
-            <w:r/>
-            <w:r>
-              <w:t>IHDA</w:t>
-            </w:r>
-          </w:p>
-        </w:tc>
-        <w:tc>
-          <w:tcPr>
-            <w:tcW w:type="dxa" w:w="1728"/>
-          </w:tcPr>
-          <w:p>
-            <w:r/>
-            <w:r>
-              <w:t>$7,846.5M</w:t>
-            </w:r>
-          </w:p>
-        </w:tc>
-        <w:tc>
-          <w:tcPr>
-            <w:tcW w:type="dxa" w:w="1728"/>
-          </w:tcPr>
-          <w:p>
-            <w:r/>
-            <w:r>
-              <w:t>$1,533.7M</w:t>
+              <w:t>MI</w:t>
+            </w:r>
+          </w:p>
+        </w:tc>
+        <w:tc>
+          <w:tcPr>
+            <w:tcW w:type="dxa" w:w="1728"/>
+          </w:tcPr>
+          <w:p>
+            <w:r/>
+            <w:r>
+              <w:t>MSHDA</w:t>
+            </w:r>
+          </w:p>
+        </w:tc>
+        <w:tc>
+          <w:tcPr>
+            <w:tcW w:type="dxa" w:w="1728"/>
+          </w:tcPr>
+          <w:p>
+            <w:r/>
+            <w:r>
+              <w:t>$8,027.8M</w:t>
+            </w:r>
+          </w:p>
+        </w:tc>
+        <w:tc>
+          <w:tcPr>
+            <w:tcW w:type="dxa" w:w="1728"/>
+          </w:tcPr>
+          <w:p>
+            <w:r/>
+            <w:r>
+              <w:t>$1,292.0M</w:t>
             </w:r>
           </w:p>
         </w:tc>
@@ -2268,40 +2268,40 @@
           <w:p>
             <w:r/>
             <w:r>
-              <w:t>FL</w:t>
-            </w:r>
-          </w:p>
-        </w:tc>
-        <w:tc>
-          <w:tcPr>
-            <w:tcW w:type="dxa" w:w="1728"/>
-          </w:tcPr>
-          <w:p>
-            <w:r/>
-            <w:r>
-              <w:t>FloridaHousing</w:t>
-            </w:r>
-          </w:p>
-        </w:tc>
-        <w:tc>
-          <w:tcPr>
-            <w:tcW w:type="dxa" w:w="1728"/>
-          </w:tcPr>
-          <w:p>
-            <w:r/>
-            <w:r>
-              <w:t>$7,722.4M</w:t>
-            </w:r>
-          </w:p>
-        </w:tc>
-        <w:tc>
-          <w:tcPr>
-            <w:tcW w:type="dxa" w:w="1728"/>
-          </w:tcPr>
-          <w:p>
-            <w:r/>
-            <w:r>
-              <w:t>$4,771.1M</w:t>
+              <w:t>IL</w:t>
+            </w:r>
+          </w:p>
+        </w:tc>
+        <w:tc>
+          <w:tcPr>
+            <w:tcW w:type="dxa" w:w="1728"/>
+          </w:tcPr>
+          <w:p>
+            <w:r/>
+            <w:r>
+              <w:t>IHDA</w:t>
+            </w:r>
+          </w:p>
+        </w:tc>
+        <w:tc>
+          <w:tcPr>
+            <w:tcW w:type="dxa" w:w="1728"/>
+          </w:tcPr>
+          <w:p>
+            <w:r/>
+            <w:r>
+              <w:t>$7,846.5M</w:t>
+            </w:r>
+          </w:p>
+        </w:tc>
+        <w:tc>
+          <w:tcPr>
+            <w:tcW w:type="dxa" w:w="1728"/>
+          </w:tcPr>
+          <w:p>
+            <w:r/>
+            <w:r>
+              <w:t>$1,533.7M</w:t>
             </w:r>
           </w:p>
         </w:tc>
@@ -2325,40 +2325,40 @@
           <w:p>
             <w:r/>
             <w:r>
-              <w:t>IA</w:t>
-            </w:r>
-          </w:p>
-        </w:tc>
-        <w:tc>
-          <w:tcPr>
-            <w:tcW w:type="dxa" w:w="1728"/>
-          </w:tcPr>
-          <w:p>
-            <w:r/>
-            <w:r>
-              <w:t>IFA</w:t>
-            </w:r>
-          </w:p>
-        </w:tc>
-        <w:tc>
-          <w:tcPr>
-            <w:tcW w:type="dxa" w:w="1728"/>
-          </w:tcPr>
-          <w:p>
-            <w:r/>
-            <w:r>
-              <w:t>$6,173.2M</w:t>
-            </w:r>
-          </w:p>
-        </w:tc>
-        <w:tc>
-          <w:tcPr>
-            <w:tcW w:type="dxa" w:w="1728"/>
-          </w:tcPr>
-          <w:p>
-            <w:r/>
-            <w:r>
-              <w:t>$1,664.6M</w:t>
+              <w:t>FL</w:t>
+            </w:r>
+          </w:p>
+        </w:tc>
+        <w:tc>
+          <w:tcPr>
+            <w:tcW w:type="dxa" w:w="1728"/>
+          </w:tcPr>
+          <w:p>
+            <w:r/>
+            <w:r>
+              <w:t>FloridaHousing</w:t>
+            </w:r>
+          </w:p>
+        </w:tc>
+        <w:tc>
+          <w:tcPr>
+            <w:tcW w:type="dxa" w:w="1728"/>
+          </w:tcPr>
+          <w:p>
+            <w:r/>
+            <w:r>
+              <w:t>$7,722.4M</w:t>
+            </w:r>
+          </w:p>
+        </w:tc>
+        <w:tc>
+          <w:tcPr>
+            <w:tcW w:type="dxa" w:w="1728"/>
+          </w:tcPr>
+          <w:p>
+            <w:r/>
+            <w:r>
+              <w:t>$4,771.1M</w:t>
             </w:r>
           </w:p>
         </w:tc>
@@ -3208,7 +3208,7 @@
           <w:b w:val="0"/>
           <w:i w:val="0"/>
         </w:rPr>
-        <w:t>Przykłady obejmują Wirginię, Minnesotę, Kolorado, Connecticut, Michigan i Illinois: duże bazy aktywów z równolegle rosnącymi zobowiązaniami oraz silnym uzależnieniem od programów obligacji wielorodzinnych i jednorodzinnych oraz kanałów GSE (agencji sponsorowanych przez rząd).</w:t>
+        <w:t>Przykłady obejmują Nowy Jork, Wirginię, Minnesotę, Kolorado, Connecticut, Michigan i Illinois: duże bazy aktywów z równolegle rosnącymi zobowiązaniami oraz silnym uzależnieniem od programów obligacji wielorodzinnych i jednorodzinnych oraz kanałów GSE (agencji sponsorowanych przez rząd). Agencja HFA stanu Nowy Jork jest zdecydowanie największa w tej grupie: w FY2025 wykazała aktywa ogółem na poziomie ok. 21,31 mld USD oraz zobowiązania ogółem ok. 19,57 mld USD -- około 1,7 razy więcej niż aktywa ogółem Wirginii, kolejnej co do wielkości agencji w tej grupie.</w:t>
       </w:r>
     </w:p>
     <w:p>
@@ -3265,7 +3265,7 @@
           <w:b w:val="0"/>
           <w:i w:val="0"/>
         </w:rPr>
-        <w:t>Ilustracją są Kalifornia i Waszyngton (sprawozdania na poziomie podmiotu dla Nowego Jorku pozostają ograniczone). Wyniki ściśle podążają za cenami mieszkań, kosztami budowy i portfelem projektów. W FY2025 CalHFA odnotowała aktywa netto na poziomie ok. 3,44 mld USD oraz aktywa ogółem bliskie 5,0 mld USD, pozostając jedną z największych stanowych agencji finansowania budownictwa mieszkaniowego.</w:t>
+        <w:t>Ilustracją są Kalifornia i Waszyngton. Wyniki ściśle podążają za cenami mieszkań, kosztami budowy i portfelem projektów. W FY2025 CalHFA odnotowała aktywa netto na poziomie ok. 3,44 mld USD oraz aktywa ogółem bliskie 5,0 mld USD, pozostając jedną z największych stanowych agencji finansowania budownictwa mieszkaniowego.</w:t>
       </w:r>
     </w:p>
     <w:p>
@@ -3312,7 +3312,7 @@
           <w:b w:val="0"/>
           <w:i w:val="0"/>
         </w:rPr>
-        <w:t>Największe bazy aktywów często wiążą się również z najwyższymi zobowiązaniami i ekspozycją na instrumenty pochodne. Ponieważ przyszła ścieżka stóp procentowych pozostaje niepewna, wskaźnik aktywów netto i zdolność do generowania przepływów pieniężnych zasługują na taką samą uwagę jak ranking według wielkości aktywów.</w:t>
+        <w:t>Największe bazy aktywów często wiążą się również z najwyższymi zobowiązaniami i ekspozycją na instrumenty pochodne. Ponieważ przyszła ścieżka stóp procentowych pozostaje niepewna, wskaźnik aktywów netto i zdolność do generowania przepływów pieniężnych zasługują na taką samą uwagę jak ranking według wielkości aktywów. Nowy Jork dobrze to ilustruje: jest obecnie największą agencją pod względem aktywów ogółem, ale jej wskaźnik aktywów netto wynosi zaledwie ok. 8%, czyli znacznie mniej niż u większości pozostałych agencji z pierwszej dziesiątki pod względem aktywów, gdzie wskaźnik ten mieści się w przedziale od ok. 16% do 98%.</w:t>
       </w:r>
     </w:p>
     <w:p>
@@ -5511,40 +5511,40 @@
           <w:p>
             <w:r/>
             <w:r>
-              <w:t>HCR</w:t>
-            </w:r>
-          </w:p>
-        </w:tc>
-        <w:tc>
-          <w:tcPr>
-            <w:tcW w:type="dxa" w:w="1728"/>
-          </w:tcPr>
-          <w:p>
-            <w:r/>
-            <w:r>
-              <w:t>Niedostępne</w:t>
-            </w:r>
-          </w:p>
-        </w:tc>
-        <w:tc>
-          <w:tcPr>
-            <w:tcW w:type="dxa" w:w="1728"/>
-          </w:tcPr>
-          <w:p>
-            <w:r/>
-            <w:r>
-              <w:t>-</w:t>
-            </w:r>
-          </w:p>
-        </w:tc>
-        <w:tc>
-          <w:tcPr>
-            <w:tcW w:type="dxa" w:w="1728"/>
-          </w:tcPr>
-          <w:p>
-            <w:r/>
-            <w:r>
-              <w:t>Nie znaleziono odnośnika do pliku PDF za FY2025</w:t>
+              <w:t>NYSHFA</w:t>
+            </w:r>
+          </w:p>
+        </w:tc>
+        <w:tc>
+          <w:tcPr>
+            <w:tcW w:type="dxa" w:w="1728"/>
+          </w:tcPr>
+          <w:p>
+            <w:r/>
+            <w:r>
+              <w:t>Pobrano</w:t>
+            </w:r>
+          </w:p>
+        </w:tc>
+        <w:tc>
+          <w:tcPr>
+            <w:tcW w:type="dxa" w:w="1728"/>
+          </w:tcPr>
+          <w:p>
+            <w:r/>
+            <w:r>
+              <w:t>NY_NYHFA.pdf</w:t>
+            </w:r>
+          </w:p>
+        </w:tc>
+        <w:tc>
+          <w:tcPr>
+            <w:tcW w:type="dxa" w:w="1728"/>
+          </w:tcPr>
+          <w:p>
+            <w:r/>
+            <w:r>
+              <w:t>Kluczowe wskaźniki zweryfikowane ręcznie na podstawie MD&amp;A NYS HFA za FY2025 (skrócone informacje finansowe — zestawienia aktywów netto, stan na 31 października 2025/2024 r.)</w:t>
             </w:r>
           </w:p>
         </w:tc>
@@ -6481,7 +6481,7 @@
           <w:b w:val="0"/>
           <w:i w:val="0"/>
         </w:rPr>
-        <w:t>Na dzień sporządzenia niniejszego raportu dla następujących 6 stanów lub terytoriów nie udało się publicznie zlokalizować raportu ACFR ani zbadanego sprawozdania finansowego za FY2025. Najczęstsze przyczyny to niedokończone badania sprawozdań, publikacje ograniczone wyłącznie do FY2024 lub dokumenty zamieszczone na niestandardowych stronach.</w:t>
+        <w:t>Na dzień sporządzenia niniejszego raportu dla następujących 5 stanów lub terytoriów nie udało się publicznie zlokalizować raportu ACFR ani zbadanego sprawozdania finansowego za FY2025. Najczęstsze przyczyny to niedokończone badania sprawozdań, publikacje ograniczone wyłącznie do FY2024 lub dokumenty zamieszczone na niestandardowych stronach.</w:t>
       </w:r>
     </w:p>
     <w:p>
@@ -6518,18 +6518,6 @@
           <w:i w:val="0"/>
         </w:rPr>
         <w:t>NJ - New Jersey Housing and Mortgage Finance Agency (NJHMFA)</w:t>
-      </w:r>
-    </w:p>
-    <w:p>
-      <w:pPr>
-        <w:pStyle w:val="ListBullet"/>
-      </w:pPr>
-      <w:r>
-        <w:rPr>
-          <w:b w:val="0"/>
-          <w:i w:val="0"/>
-        </w:rPr>
-        <w:t>NY - New York State Homes and Community Renewal (HCR)</w:t>
       </w:r>
     </w:p>
     <w:p>

--- a/FY2025/FY2025_US_State_HFA_ACFR_Analysis_Report_PL.docx
+++ b/FY2025/FY2025_US_State_HFA_ACFR_Analysis_Report_PL.docx
@@ -27,7 +27,7 @@
           <w:b w:val="0"/>
           <w:i w:val="0"/>
         </w:rPr>
-        <w:t>Przygotowano: 9 sierpnia 2026 r. | Zakres: 51 stanów/terytoriów | Uzyskane raporty: 46 sprawozdań za FY2025</w:t>
+        <w:t>Przygotowano: 16 sierpnia 2026 r. | Zakres: 51 stanów/terytoriów | Uzyskane raporty: 46 sprawozdań za FY2025</w:t>
       </w:r>
     </w:p>
     <w:p>
@@ -3356,7 +3356,615 @@
           <w:b w:val="0"/>
           <w:i w:val="0"/>
         </w:rPr>
-        <w:t>V. Rekomendacje na FY2026 i kolejne lata</w:t>
+        <w:t>V. Kontekst demograficzny i społeczno-ekonomiczny</w:t>
+      </w:r>
+    </w:p>
+    <w:p>
+      <w:r>
+        <w:rPr>
+          <w:b w:val="0"/>
+          <w:i w:val="0"/>
+        </w:rPr>
+        <w:t>Łączna liczba ludności 51 stanów i Dystryktu Kolumbii wynosi około 341.8M. Pięć najludniejszych stanów to CA(39.4M), TX(31.7M), FL(23.5M), NY(20.0M), PA(13.1M); pięć najmniej ludnych to ND(0.8M), AK(0.7M), DC(0.7M), VT(0.6M), WY(0.6M). Dane o ludności pochodzą z programu szacunków ludności Biura Spisu Ludności (Census Bureau) i obejmują wszystkie 51 stanów/terytoriów (pokrycie 100%), co czyni tę warstwę najbardziej spójną z trzech warstw danych.</w:t>
+      </w:r>
+    </w:p>
+    <w:p>
+      <w:r>
+        <w:rPr>
+          <w:b w:val="0"/>
+          <w:i w:val="0"/>
+        </w:rPr>
+        <w:t>Dochód osobisty na mieszkańca (BEA SAINC4) jest najwyższy w Dystrykcie Kolumbii (ok. DC($112,944), CT($95,083), MA($93,575)), a najniższy w Missisipi (ok. AL($57,251), WV($55,432), MS($51,948)), czyli około 2.2 razy niższy. Wysokie dochody koncentrują się w Dystrykcie Kolumbii, Nowej Anglii, regionie środkowoatlantyckim i na Zachodnim Wybrzeżu.</w:t>
+      </w:r>
+    </w:p>
+    <w:p>
+      <w:r>
+        <w:rPr>
+          <w:b w:val="0"/>
+          <w:i w:val="0"/>
+        </w:rPr>
+        <w:t>Średnia krajowa stopa bezrobocia wynosi ok. 3.7%: najwyższa jest w Nevadzie (NV(5.6%)), a najniższa w Dakocie Południowej (SD(1.8%)). Średnia stopa ubóstwa wynosi ok. 12.0%: Luizjana, Missisipi i Nowy Meksyk są najwyższe (LA(18.9%), MS(18.8%), NM(17.6%)), a najniższy jest New Hampshire (NH(7.2%)). Missisipi, Wirginia Zachodnia, Alabama, Kentucky i Nowy Meksyk na ogół wykazują jednocześnie niższy dochód na mieszkańca i wyższe ubóstwo.</w:t>
+      </w:r>
+    </w:p>
+    <w:p>
+      <w:r>
+        <w:rPr>
+          <w:b w:val="0"/>
+          <w:i w:val="0"/>
+        </w:rPr>
+        <w:t>Mediany cen mieszkań wahają się od ok. WV($155,000) w Wirginii Zachodniej do ok. HI($820,000) na Hawajach (około 5.3 razy więcej). Punktowe liczenie osób bezdomnych HUD ze stycznia 2025 r. daje łącznie ok. 739,766 osób: najwyższa liczba jest w Kalifornii (CA(181,934), NY(145,560)), a najniższa w Wyoming (WY(535)). Kosztowne rynki przybrzeżne (Kalifornia, Hawaje, Dystrykt Kolumbii, Massachusetts, Waszyngton) łączą najwyższe ceny z największym obciążeniem bezdomnością.</w:t>
+      </w:r>
+    </w:p>
+    <w:p>
+      <w:r>
+        <w:rPr>
+          <w:b w:val="0"/>
+          <w:i w:val="0"/>
+        </w:rPr>
+        <w:t>Wielkość populacji szeroko koreluje z wielkością bilansu HFA, ale rozkład dochodu na mieszkańca, cen mieszkań i bezdomności ujawnia dwie bardzo różne struktury popytu: kosztowne stany przybrzeżne mierzą się z problemem niedostatecznej podaży i wysokich cen, podczas gdy stany południowe o niższych dochodach — z problemem niewystarczającej przystępności cenowej i skoncentrowanego ubóstwa. Te dwa profile presji wymagają odmiennych kombinacji produktów HFA.</w:t>
+      </w:r>
+    </w:p>
+    <w:p>
+      <w:pPr>
+        <w:pStyle w:val="Heading1"/>
+      </w:pPr>
+      <w:r>
+        <w:rPr>
+          <w:b w:val="0"/>
+          <w:i w:val="0"/>
+        </w:rPr>
+        <w:t>VI. Analiza aktywności programów mieszkaniowych</w:t>
+      </w:r>
+    </w:p>
+    <w:p>
+      <w:r>
+        <w:rPr>
+          <w:b w:val="0"/>
+          <w:i w:val="0"/>
+        </w:rPr>
+        <w:t>44 stany i terytoria posiadają moduły aktywności programów mieszkaniowych za FY2025, opracowane stan po stanie na podstawie ujawnień programowych z każdego raportu rocznego HFA. Poniższa tabela agreguje siedem kategorii działalności, podając dla każdej liczbę stanów ją ujawniających, wolumen (lokale/gospodarstwa domowe) oraz kwotę w dolarach, aby ułatwić porównania między stanami.</w:t>
+      </w:r>
+    </w:p>
+    <w:tbl>
+      <w:tblPr>
+        <w:tblStyle w:val="TableGrid"/>
+        <w:tblW w:type="auto" w:w="0"/>
+        <w:tblLook w:firstColumn="1" w:firstRow="1" w:lastColumn="0" w:lastRow="0" w:noHBand="0" w:noVBand="1" w:val="04A0"/>
+      </w:tblPr>
+      <w:tblGrid>
+        <w:gridCol w:w="2160"/>
+        <w:gridCol w:w="2160"/>
+        <w:gridCol w:w="2160"/>
+        <w:gridCol w:w="2160"/>
+      </w:tblGrid>
+      <w:tr>
+        <w:trPr>
+          <w:tblHeader/>
+        </w:trPr>
+        <w:tc>
+          <w:tcPr>
+            <w:tcW w:type="dxa" w:w="2160"/>
+          </w:tcPr>
+          <w:p>
+            <w:r/>
+            <w:r>
+              <w:rPr>
+                <w:b/>
+              </w:rPr>
+              <w:t>Kategoria działalności</w:t>
+            </w:r>
+          </w:p>
+        </w:tc>
+        <w:tc>
+          <w:tcPr>
+            <w:tcW w:type="dxa" w:w="2160"/>
+          </w:tcPr>
+          <w:p>
+            <w:r/>
+            <w:r>
+              <w:rPr>
+                <w:b/>
+              </w:rPr>
+              <w:t>Stany ujawniające</w:t>
+            </w:r>
+          </w:p>
+        </w:tc>
+        <w:tc>
+          <w:tcPr>
+            <w:tcW w:type="dxa" w:w="2160"/>
+          </w:tcPr>
+          <w:p>
+            <w:r/>
+            <w:r>
+              <w:rPr>
+                <w:b/>
+              </w:rPr>
+              <w:t>Wolumen (lokale/gospodarstwa domowe)</w:t>
+            </w:r>
+          </w:p>
+        </w:tc>
+        <w:tc>
+          <w:tcPr>
+            <w:tcW w:type="dxa" w:w="2160"/>
+          </w:tcPr>
+          <w:p>
+            <w:r/>
+            <w:r>
+              <w:rPr>
+                <w:b/>
+              </w:rPr>
+              <w:t>Kwota</w:t>
+            </w:r>
+          </w:p>
+        </w:tc>
+      </w:tr>
+      <w:tr>
+        <w:tc>
+          <w:tcPr>
+            <w:tcW w:type="dxa" w:w="2160"/>
+          </w:tcPr>
+          <w:p>
+            <w:r/>
+            <w:r>
+              <w:t>Kredyty na zakup mieszkania</w:t>
+            </w:r>
+          </w:p>
+        </w:tc>
+        <w:tc>
+          <w:tcPr>
+            <w:tcW w:type="dxa" w:w="2160"/>
+          </w:tcPr>
+          <w:p>
+            <w:r/>
+            <w:r>
+              <w:t>38</w:t>
+            </w:r>
+          </w:p>
+        </w:tc>
+        <w:tc>
+          <w:tcPr>
+            <w:tcW w:type="dxa" w:w="2160"/>
+          </w:tcPr>
+          <w:p>
+            <w:r/>
+            <w:r>
+              <w:t>128,780</w:t>
+            </w:r>
+          </w:p>
+        </w:tc>
+        <w:tc>
+          <w:tcPr>
+            <w:tcW w:type="dxa" w:w="2160"/>
+          </w:tcPr>
+          <w:p>
+            <w:r/>
+            <w:r>
+              <w:t>$30.35B</w:t>
+            </w:r>
+          </w:p>
+        </w:tc>
+      </w:tr>
+      <w:tr>
+        <w:tc>
+          <w:tcPr>
+            <w:tcW w:type="dxa" w:w="2160"/>
+          </w:tcPr>
+          <w:p>
+            <w:r/>
+            <w:r>
+              <w:t>Remonty/doradztwo</w:t>
+            </w:r>
+          </w:p>
+        </w:tc>
+        <w:tc>
+          <w:tcPr>
+            <w:tcW w:type="dxa" w:w="2160"/>
+          </w:tcPr>
+          <w:p>
+            <w:r/>
+            <w:r>
+              <w:t>5</w:t>
+            </w:r>
+          </w:p>
+        </w:tc>
+        <w:tc>
+          <w:tcPr>
+            <w:tcW w:type="dxa" w:w="2160"/>
+          </w:tcPr>
+          <w:p>
+            <w:r/>
+            <w:r>
+              <w:t>12,193</w:t>
+            </w:r>
+          </w:p>
+        </w:tc>
+        <w:tc>
+          <w:tcPr>
+            <w:tcW w:type="dxa" w:w="2160"/>
+          </w:tcPr>
+          <w:p>
+            <w:r/>
+            <w:r>
+              <w:t>$69.5M</w:t>
+            </w:r>
+          </w:p>
+        </w:tc>
+      </w:tr>
+      <w:tr>
+        <w:tc>
+          <w:tcPr>
+            <w:tcW w:type="dxa" w:w="2160"/>
+          </w:tcPr>
+          <w:p>
+            <w:r/>
+            <w:r>
+              <w:t>Pomoc kryzysowa COVID</w:t>
+            </w:r>
+          </w:p>
+        </w:tc>
+        <w:tc>
+          <w:tcPr>
+            <w:tcW w:type="dxa" w:w="2160"/>
+          </w:tcPr>
+          <w:p>
+            <w:r/>
+            <w:r>
+              <w:t>6</w:t>
+            </w:r>
+          </w:p>
+        </w:tc>
+        <w:tc>
+          <w:tcPr>
+            <w:tcW w:type="dxa" w:w="2160"/>
+          </w:tcPr>
+          <w:p>
+            <w:r/>
+            <w:r>
+              <w:t>29,357</w:t>
+            </w:r>
+          </w:p>
+        </w:tc>
+        <w:tc>
+          <w:tcPr>
+            <w:tcW w:type="dxa" w:w="2160"/>
+          </w:tcPr>
+          <w:p>
+            <w:r/>
+            <w:r>
+              <w:t>$160.5M</w:t>
+            </w:r>
+          </w:p>
+        </w:tc>
+      </w:tr>
+      <w:tr>
+        <w:tc>
+          <w:tcPr>
+            <w:tcW w:type="dxa" w:w="2160"/>
+          </w:tcPr>
+          <w:p>
+            <w:r/>
+            <w:r>
+              <w:t>Pomoc czynszowa</w:t>
+            </w:r>
+          </w:p>
+        </w:tc>
+        <w:tc>
+          <w:tcPr>
+            <w:tcW w:type="dxa" w:w="2160"/>
+          </w:tcPr>
+          <w:p>
+            <w:r/>
+            <w:r>
+              <w:t>20</w:t>
+            </w:r>
+          </w:p>
+        </w:tc>
+        <w:tc>
+          <w:tcPr>
+            <w:tcW w:type="dxa" w:w="2160"/>
+          </w:tcPr>
+          <w:p>
+            <w:r/>
+            <w:r>
+              <w:t>720,649</w:t>
+            </w:r>
+          </w:p>
+        </w:tc>
+        <w:tc>
+          <w:tcPr>
+            <w:tcW w:type="dxa" w:w="2160"/>
+          </w:tcPr>
+          <w:p>
+            <w:r/>
+            <w:r>
+              <w:t>$4.96B</w:t>
+            </w:r>
+          </w:p>
+        </w:tc>
+      </w:tr>
+      <w:tr>
+        <w:tc>
+          <w:tcPr>
+            <w:tcW w:type="dxa" w:w="2160"/>
+          </w:tcPr>
+          <w:p>
+            <w:r/>
+            <w:r>
+              <w:t>Budownictwo wielorodzinne nowe/zachowane</w:t>
+            </w:r>
+          </w:p>
+        </w:tc>
+        <w:tc>
+          <w:tcPr>
+            <w:tcW w:type="dxa" w:w="2160"/>
+          </w:tcPr>
+          <w:p>
+            <w:r/>
+            <w:r>
+              <w:t>41</w:t>
+            </w:r>
+          </w:p>
+        </w:tc>
+        <w:tc>
+          <w:tcPr>
+            <w:tcW w:type="dxa" w:w="2160"/>
+          </w:tcPr>
+          <w:p>
+            <w:r/>
+            <w:r>
+              <w:t>155,410</w:t>
+            </w:r>
+          </w:p>
+        </w:tc>
+        <w:tc>
+          <w:tcPr>
+            <w:tcW w:type="dxa" w:w="2160"/>
+          </w:tcPr>
+          <w:p>
+            <w:r/>
+            <w:r>
+              <w:t>$28.21B</w:t>
+            </w:r>
+          </w:p>
+        </w:tc>
+      </w:tr>
+      <w:tr>
+        <w:tc>
+          <w:tcPr>
+            <w:tcW w:type="dxa" w:w="2160"/>
+          </w:tcPr>
+          <w:p>
+            <w:r/>
+            <w:r>
+              <w:t>Pomoc energetyczna</w:t>
+            </w:r>
+          </w:p>
+        </w:tc>
+        <w:tc>
+          <w:tcPr>
+            <w:tcW w:type="dxa" w:w="2160"/>
+          </w:tcPr>
+          <w:p>
+            <w:r/>
+            <w:r>
+              <w:t>7</w:t>
+            </w:r>
+          </w:p>
+        </w:tc>
+        <w:tc>
+          <w:tcPr>
+            <w:tcW w:type="dxa" w:w="2160"/>
+          </w:tcPr>
+          <w:p>
+            <w:r/>
+            <w:r>
+              <w:t>312,233</w:t>
+            </w:r>
+          </w:p>
+        </w:tc>
+        <w:tc>
+          <w:tcPr>
+            <w:tcW w:type="dxa" w:w="2160"/>
+          </w:tcPr>
+          <w:p>
+            <w:r/>
+            <w:r>
+              <w:t>$177.3M</w:t>
+            </w:r>
+          </w:p>
+        </w:tc>
+      </w:tr>
+      <w:tr>
+        <w:tc>
+          <w:tcPr>
+            <w:tcW w:type="dxa" w:w="2160"/>
+          </w:tcPr>
+          <w:p>
+            <w:r/>
+            <w:r>
+              <w:t>Dotacje/fundusz powierniczy</w:t>
+            </w:r>
+          </w:p>
+        </w:tc>
+        <w:tc>
+          <w:tcPr>
+            <w:tcW w:type="dxa" w:w="2160"/>
+          </w:tcPr>
+          <w:p>
+            <w:r/>
+            <w:r>
+              <w:t>8</w:t>
+            </w:r>
+          </w:p>
+        </w:tc>
+        <w:tc>
+          <w:tcPr>
+            <w:tcW w:type="dxa" w:w="2160"/>
+          </w:tcPr>
+          <w:p>
+            <w:r/>
+            <w:r>
+              <w:t>14,590</w:t>
+            </w:r>
+          </w:p>
+        </w:tc>
+        <w:tc>
+          <w:tcPr>
+            <w:tcW w:type="dxa" w:w="2160"/>
+          </w:tcPr>
+          <w:p>
+            <w:r/>
+            <w:r>
+              <w:t>$433.4M</w:t>
+            </w:r>
+          </w:p>
+        </w:tc>
+      </w:tr>
+    </w:tbl>
+    <w:p/>
+    <w:p>
+      <w:r>
+        <w:rPr>
+          <w:b/>
+          <w:i w:val="0"/>
+        </w:rPr>
+        <w:t xml:space="preserve">Kredyty wielorodzinne i na zakup mieszkania dominują w alokacji kapitału. </w:t>
+      </w:r>
+      <w:r>
+        <w:rPr>
+          <w:b w:val="0"/>
+          <w:i w:val="0"/>
+        </w:rPr>
+        <w:t>Budownictwo wielorodzinne nowe/zachowane oraz kredyty na zakup mieszkania łącznie odpowiadają za ok. $28.21B i $30.35B. Wolumen wielorodzinny prowadzi Teksas (TX(18,695), FL(12,007), NY(11,317)); gospodarstwa domowe w zakresie zakupu mieszkania — Waszyngton (WA(10,918), FL(8,427), CA(6,955)). Te dwie kategorie stanowią rdzeń aktywów kredytów hipotecznych i deweloperskich większości HFA.</w:t>
+      </w:r>
+    </w:p>
+    <w:p>
+      <w:r>
+        <w:rPr>
+          <w:b/>
+          <w:i w:val="0"/>
+        </w:rPr>
+        <w:t xml:space="preserve">Pomoc czynszowa dociera do największej liczby gospodarstw przy najniższym koszcie jednostkowym. </w:t>
+      </w:r>
+      <w:r>
+        <w:rPr>
+          <w:b w:val="0"/>
+          <w:i w:val="0"/>
+        </w:rPr>
+        <w:t>Pomoc czynszowa obejmuje łącznie ok. 720,649 gospodarstw domowych w 20 stanach, ale tylko ok. $4.96B kwoty, co odzwierciedla jej charakter cyklicznej, niewielkiej dotacji, a nie jednorazowej inwestycji kapitałowej; w skali przoduje Teksas (TX(349,398), NY(150,544)).</w:t>
+      </w:r>
+    </w:p>
+    <w:p>
+      <w:r>
+        <w:rPr>
+          <w:b/>
+          <w:i w:val="0"/>
+        </w:rPr>
+        <w:t xml:space="preserve">Kilka kategorii ma niskie pokrycie ujawnień, więc porównania między stanami wymagają ostrożności. </w:t>
+      </w:r>
+      <w:r>
+        <w:rPr>
+          <w:b w:val="0"/>
+          <w:i w:val="0"/>
+        </w:rPr>
+        <w:t>Pomoc energetyczna (312,233 gospodarstw, skoncentrowana w IN(114,594), TN(74,438) spośród 7 stanów) i programy dotacyjne/funduszu powierniczego niosą znaczące kwoty z niewielu stanów; remonty/doradztwo (5 stanów) i pomoc kryzysowa COVID (6 stanów) mają najniższe pokrycie. Ponieważ konwencje ujawnień znacznie się różnią, porównania między stanami należy traktować jako kierunkowe, a nie precyzyjne.</w:t>
+      </w:r>
+    </w:p>
+    <w:p>
+      <w:pPr>
+        <w:pStyle w:val="Heading1"/>
+      </w:pPr>
+      <w:r>
+        <w:rPr>
+          <w:b w:val="0"/>
+          <w:i w:val="0"/>
+        </w:rPr>
+        <w:t>VII. Ocena źródeł danych i jakości</w:t>
+      </w:r>
+    </w:p>
+    <w:p>
+      <w:r>
+        <w:rPr>
+          <w:b w:val="0"/>
+          <w:i w:val="0"/>
+        </w:rPr>
+        <w:t>Niniejszy raport opiera się na trzech warstwach danych o różnych źródłach i gradientach jakości, co bezpośrednio wpływa na solidność jego wniosków.</w:t>
+      </w:r>
+    </w:p>
+    <w:p>
+      <w:r>
+        <w:rPr>
+          <w:b/>
+          <w:i w:val="0"/>
+        </w:rPr>
+        <w:t xml:space="preserve">Dane finansowe (wysoka pewność, pokrycie ok. 90%). </w:t>
+      </w:r>
+      <w:r>
+        <w:rPr>
+          <w:b w:val="0"/>
+          <w:i w:val="0"/>
+        </w:rPr>
+        <w:t>Aktywa netto, aktywa ogółem i zobowiązania pochodzą ze stanowych ACFR lub zbadanych sprawozdań finansowych; uzyskano 46 stanów (90%). AZ, NV, NJ, OR, RI nie zostały uwzględnione, ponieważ ich badania są niekompletne lub opublikowano wyłącznie sprawozdania za FY2024. Niektóre kluczowe wartości zweryfikowano ręcznie i oznaczono stan po stanie w zestawieniu pokrycia.</w:t>
+      </w:r>
+    </w:p>
+    <w:p>
+      <w:r>
+        <w:rPr>
+          <w:b/>
+          <w:i w:val="0"/>
+        </w:rPr>
+        <w:t xml:space="preserve">Dane demograficzne i społeczno-ekonomiczne (najwyższa pewność, pokrycie 100%). </w:t>
+      </w:r>
+      <w:r>
+        <w:rPr>
+          <w:b w:val="0"/>
+          <w:i w:val="0"/>
+        </w:rPr>
+        <w:t>Ludność, dochody, bezrobocie, ubóstwo, ceny mieszkań i bezdomność pochodzą ze statystyk federalnych (Census/BEA/BLS/ACS/HUD), obejmują wszystkie 51 stanów/terytoriów, mają jednolite definicje i bezpośrednią porównywalność między stanami — to warstwa o najwyższej jakości spośród trzech.</w:t>
+      </w:r>
+    </w:p>
+    <w:p>
+      <w:r>
+        <w:rPr>
+          <w:b/>
+          <w:i w:val="0"/>
+        </w:rPr>
+        <w:t xml:space="preserve">Dane o aktywności programów mieszkaniowych (średnia pewność, pokrycie ok. 86%). </w:t>
+      </w:r>
+      <w:r>
+        <w:rPr>
+          <w:b w:val="0"/>
+          <w:i w:val="0"/>
+        </w:rPr>
+        <w:t>Aktywność programowa pochodzi z ujawnień programowych w raportach rocznych każdej HFA; 44 stany mają moduły, ale pokrycie w siedmiu kategoriach waha się od 41 stanów (budownictwo wielorodzinne) do 5 stanów (remonty). Definicje jednostek, konwencje kwot oraz uwzględnianie lub nie ulg podatkowych znacznie się różnią, co czyni tę warstwę najbardziej wymagającą ostrożnej interpretacji.</w:t>
+      </w:r>
+    </w:p>
+    <w:p>
+      <w:r>
+        <w:rPr>
+          <w:b/>
+          <w:i w:val="0"/>
+        </w:rPr>
+        <w:t xml:space="preserve">Wniosek. </w:t>
+      </w:r>
+      <w:r>
+        <w:rPr>
+          <w:b w:val="0"/>
+          <w:i w:val="0"/>
+        </w:rPr>
+        <w:t>Gradient jakości (ludność/gospodarka ≈ finanse &gt; aktywność mieszkaniowa) decyduje o solidności poszczególnych wniosków: dane demograficzne i finansowe są względnie wiarygodne, natomiast wnioski o aktywności mieszkaniowej należy traktować jako kierunkowe, a nie precyzyjne porównania.</w:t>
+      </w:r>
+    </w:p>
+    <w:p>
+      <w:pPr>
+        <w:pStyle w:val="Heading1"/>
+      </w:pPr>
+      <w:r>
+        <w:rPr>
+          <w:b w:val="0"/>
+          <w:i w:val="0"/>
+        </w:rPr>
+        <w:t>VIII. Rekomendacje na FY2026 i kolejne lata</w:t>
       </w:r>
     </w:p>
     <w:p>
@@ -3463,7 +4071,7 @@
           <w:b w:val="0"/>
           <w:i w:val="0"/>
         </w:rPr>
-        <w:t>VI. Zakres danych i zestawienie plików</w:t>
+        <w:t>IX. Zakres danych i zestawienie plików</w:t>
       </w:r>
     </w:p>
     <w:tbl>
@@ -6472,7 +7080,7 @@
           <w:b w:val="0"/>
           <w:i w:val="0"/>
         </w:rPr>
-        <w:t>VII. Stany bez raportów za FY2025</w:t>
+        <w:t>X. Stany bez raportów za FY2025</w:t>
       </w:r>
     </w:p>
     <w:p>
